--- a/Synthese_HestiaPredict.docx
+++ b/Synthese_HestiaPredict.docx
@@ -517,49 +517,231 @@
           <w:b/>
           <w:bCs/>
         </w:rPr>
-        <w:t xml:space="preserve">Les bases techniques</w:t>
-      </w:r>
-    </w:p>
-    <w:p>
-      <w:pPr>
-        <w:spacing w:before="0" w:after="12" w:line="264" w:lineRule="auto"/>
-      </w:pPr>
-      <w:r>
-        <w:rPr>
-          <w:rFonts w:ascii="Calibri" w:hAnsi="Calibri" w:eastAsia="Calibri" w:cs="Calibri"/>
-          <w:color w:val="000000"/>
-          <w:sz w:val="22"/>
-          <w:szCs w:val="22"/>
-        </w:rPr>
-        <w:t xml:space="preserve">Pour comprendre le projet, il faut repartir des bases. Le frontend est la partie visible par le staff. Le backend est la partie qui traite et sécurise les informations. L'API est le contrat entre les deux. Quand Flutter veut des données, il envoie une requête HTTP. Laravel répond avec du JSON. Quand Laravel a besoin de prédire, il envoie lui aussi du JSON vers FastAPI.</w:t>
-      </w:r>
-    </w:p>
-    <w:p>
-      <w:pPr>
-        <w:spacing w:before="0" w:after="12" w:line="264" w:lineRule="auto"/>
-      </w:pPr>
-      <w:r>
-        <w:rPr>
-          <w:rFonts w:ascii="Calibri" w:hAnsi="Calibri" w:eastAsia="Calibri" w:cs="Calibri"/>
-          <w:color w:val="000000"/>
-          <w:sz w:val="22"/>
-          <w:szCs w:val="22"/>
-        </w:rPr>
-        <w:t xml:space="preserve">JSON est important parce qu'il est simple à lire et à générer. C'est un format texte composé de paires clé-valeur et de tableaux. C'est le langage commun entre les services du projet. Grâce à lui, le frontend, le backend métier et le moteur IA peuvent échanger sans partager la même technologie interne.</w:t>
-      </w:r>
-    </w:p>
-    <w:p>
-      <w:pPr>
-        <w:spacing w:before="0" w:after="12" w:line="264" w:lineRule="auto"/>
-      </w:pPr>
-      <w:r>
-        <w:rPr>
-          <w:rFonts w:ascii="Calibri" w:hAnsi="Calibri" w:eastAsia="Calibri" w:cs="Calibri"/>
-          <w:color w:val="000000"/>
-          <w:sz w:val="22"/>
-          <w:szCs w:val="22"/>
-        </w:rPr>
-        <w:t xml:space="preserve">On peut aussi voir le projet comme trois couches. La couche interface affiche les écrans. La couche métier vérifie les règles et modifie les données. La couche calcul prédictif anticipe l'occupation et aide au yield management. Cette séparation est plus propre qu'un seul bloc de code géant.</w:t>
+        <w:t xml:space="preserve">Schéma textuel de l'architecture</w:t>
+      </w:r>
+    </w:p>
+    <w:p>
+      <w:pPr>
+        <w:spacing w:before="0" w:after="12" w:line="264" w:lineRule="auto"/>
+      </w:pPr>
+      <w:r>
+        <w:rPr>
+          <w:rFonts w:ascii="Calibri" w:hAnsi="Calibri" w:eastAsia="Calibri" w:cs="Calibri"/>
+          <w:color w:val="000000"/>
+          <w:sz w:val="22"/>
+          <w:szCs w:val="22"/>
+        </w:rPr>
+        <w:t xml:space="preserve">On a choisi un schéma textuel parce qu'il se lit vite et qu'il permet d'expliquer le flux en soutenance sans passer par un dessin complexe. C'est utile ici parce que l'objectif est de comprendre qui appelle quoi et pourquoi.</w:t>
+      </w:r>
+    </w:p>
+    <w:p>
+      <w:pPr>
+        <w:spacing w:before="0" w:after="8" w:line="240" w:lineRule="auto"/>
+      </w:pPr>
+      <w:r>
+        <w:rPr>
+          <w:rFonts w:ascii="Calibri" w:hAnsi="Calibri" w:eastAsia="Calibri" w:cs="Calibri"/>
+          <w:color w:val="444444"/>
+          <w:sz w:val="20"/>
+          <w:szCs w:val="20"/>
+        </w:rPr>
+        <w:t xml:space="preserve">hestia_app (Flutter Web)</w:t>
+      </w:r>
+    </w:p>
+    <w:p>
+      <w:pPr>
+        <w:spacing w:before="0" w:after="8" w:line="240" w:lineRule="auto"/>
+      </w:pPr>
+      <w:r>
+        <w:rPr>
+          <w:rFonts w:ascii="Calibri" w:hAnsi="Calibri" w:eastAsia="Calibri" w:cs="Calibri"/>
+          <w:color w:val="444444"/>
+          <w:sz w:val="20"/>
+          <w:szCs w:val="20"/>
+        </w:rPr>
+        <w:t xml:space="preserve">  -&gt; HTTP /api</w:t>
+      </w:r>
+    </w:p>
+    <w:p>
+      <w:pPr>
+        <w:spacing w:before="0" w:after="8" w:line="240" w:lineRule="auto"/>
+      </w:pPr>
+      <w:r>
+        <w:rPr>
+          <w:rFonts w:ascii="Calibri" w:hAnsi="Calibri" w:eastAsia="Calibri" w:cs="Calibri"/>
+          <w:color w:val="444444"/>
+          <w:sz w:val="20"/>
+          <w:szCs w:val="20"/>
+        </w:rPr>
+        <w:t xml:space="preserve">  -&gt; hestiapredict (Laravel)</w:t>
+      </w:r>
+    </w:p>
+    <w:p>
+      <w:pPr>
+        <w:spacing w:before="0" w:after="8" w:line="240" w:lineRule="auto"/>
+      </w:pPr>
+      <w:r>
+        <w:rPr>
+          <w:rFonts w:ascii="Calibri" w:hAnsi="Calibri" w:eastAsia="Calibri" w:cs="Calibri"/>
+          <w:color w:val="444444"/>
+          <w:sz w:val="20"/>
+          <w:szCs w:val="20"/>
+        </w:rPr>
+        <w:t xml:space="preserve">       -&gt; AvailabilityService</w:t>
+      </w:r>
+    </w:p>
+    <w:p>
+      <w:pPr>
+        <w:spacing w:before="0" w:after="8" w:line="240" w:lineRule="auto"/>
+      </w:pPr>
+      <w:r>
+        <w:rPr>
+          <w:rFonts w:ascii="Calibri" w:hAnsi="Calibri" w:eastAsia="Calibri" w:cs="Calibri"/>
+          <w:color w:val="444444"/>
+          <w:sz w:val="20"/>
+          <w:szCs w:val="20"/>
+        </w:rPr>
+        <w:t xml:space="preserve">       -&gt; BookingService</w:t>
+      </w:r>
+    </w:p>
+    <w:p>
+      <w:pPr>
+        <w:spacing w:before="0" w:after="8" w:line="240" w:lineRule="auto"/>
+      </w:pPr>
+      <w:r>
+        <w:rPr>
+          <w:rFonts w:ascii="Calibri" w:hAnsi="Calibri" w:eastAsia="Calibri" w:cs="Calibri"/>
+          <w:color w:val="444444"/>
+          <w:sz w:val="20"/>
+          <w:szCs w:val="20"/>
+        </w:rPr>
+        <w:t xml:space="preserve">       -&gt; YieldService</w:t>
+      </w:r>
+    </w:p>
+    <w:p>
+      <w:pPr>
+        <w:spacing w:before="0" w:after="8" w:line="240" w:lineRule="auto"/>
+      </w:pPr>
+      <w:r>
+        <w:rPr>
+          <w:rFonts w:ascii="Calibri" w:hAnsi="Calibri" w:eastAsia="Calibri" w:cs="Calibri"/>
+          <w:color w:val="444444"/>
+          <w:sz w:val="20"/>
+          <w:szCs w:val="20"/>
+        </w:rPr>
+        <w:t xml:space="preserve">       -&gt; PMSController</w:t>
+      </w:r>
+    </w:p>
+    <w:p>
+      <w:pPr>
+        <w:spacing w:before="0" w:after="8" w:line="240" w:lineRule="auto"/>
+      </w:pPr>
+      <w:r>
+        <w:rPr>
+          <w:rFonts w:ascii="Calibri" w:hAnsi="Calibri" w:eastAsia="Calibri" w:cs="Calibri"/>
+          <w:color w:val="444444"/>
+          <w:sz w:val="20"/>
+          <w:szCs w:val="20"/>
+        </w:rPr>
+        <w:t xml:space="preserve">       -&gt; Base SQLite</w:t>
+      </w:r>
+    </w:p>
+    <w:p>
+      <w:pPr>
+        <w:spacing w:before="0" w:after="8" w:line="240" w:lineRule="auto"/>
+      </w:pPr>
+      <w:r>
+        <w:rPr>
+          <w:rFonts w:ascii="Calibri" w:hAnsi="Calibri" w:eastAsia="Calibri" w:cs="Calibri"/>
+          <w:color w:val="444444"/>
+          <w:sz w:val="20"/>
+          <w:szCs w:val="20"/>
+        </w:rPr>
+        <w:t xml:space="preserve">       -&gt; HTTP /predict</w:t>
+      </w:r>
+    </w:p>
+    <w:p>
+      <w:pPr>
+        <w:spacing w:before="0" w:after="8" w:line="240" w:lineRule="auto"/>
+      </w:pPr>
+      <w:r>
+        <w:rPr>
+          <w:rFonts w:ascii="Calibri" w:hAnsi="Calibri" w:eastAsia="Calibri" w:cs="Calibri"/>
+          <w:color w:val="444444"/>
+          <w:sz w:val="20"/>
+          <w:szCs w:val="20"/>
+        </w:rPr>
+        <w:t xml:space="preserve">       -&gt; hestia-ai (FastAPI)</w:t>
+      </w:r>
+    </w:p>
+    <w:p>
+      <w:pPr>
+        <w:spacing w:before="0" w:after="8" w:line="240" w:lineRule="auto"/>
+      </w:pPr>
+      <w:r>
+        <w:rPr>
+          <w:rFonts w:ascii="Calibri" w:hAnsi="Calibri" w:eastAsia="Calibri" w:cs="Calibri"/>
+          <w:color w:val="444444"/>
+          <w:sz w:val="20"/>
+          <w:szCs w:val="20"/>
+        </w:rPr>
+        <w:t xml:space="preserve">            -&gt; forecasting.py</w:t>
+      </w:r>
+    </w:p>
+    <w:p>
+      <w:pPr>
+        <w:spacing w:before="0" w:after="8" w:line="240" w:lineRule="auto"/>
+      </w:pPr>
+      <w:r>
+        <w:rPr>
+          <w:rFonts w:ascii="Calibri" w:hAnsi="Calibri" w:eastAsia="Calibri" w:cs="Calibri"/>
+          <w:color w:val="444444"/>
+          <w:sz w:val="20"/>
+          <w:szCs w:val="20"/>
+        </w:rPr>
+        <w:t xml:space="preserve">            -&gt; Prophet</w:t>
+      </w:r>
+    </w:p>
+    <w:p>
+      <w:pPr>
+        <w:spacing w:before="0" w:after="12" w:line="264" w:lineRule="auto"/>
+      </w:pPr>
+      <w:r>
+        <w:rPr>
+          <w:rFonts w:ascii="Calibri" w:hAnsi="Calibri" w:eastAsia="Calibri" w:cs="Calibri"/>
+          <w:color w:val="000000"/>
+          <w:sz w:val="22"/>
+          <w:szCs w:val="22"/>
+        </w:rPr>
+        <w:t xml:space="preserve">Ce schéma montre que Flutter ne parle pas directement à la base ni au moteur IA. On a choisi cette séparation parce qu'elle protège la logique métier et réduit les effets de bord.</w:t>
+      </w:r>
+    </w:p>
+    <w:p>
+      <w:pPr>
+        <w:spacing w:before="0" w:after="12" w:line="264" w:lineRule="auto"/>
+      </w:pPr>
+      <w:r>
+        <w:rPr>
+          <w:rFonts w:ascii="Calibri" w:hAnsi="Calibri" w:eastAsia="Calibri" w:cs="Calibri"/>
+          <w:color w:val="000000"/>
+          <w:sz w:val="22"/>
+          <w:szCs w:val="22"/>
+        </w:rPr>
+        <w:t xml:space="preserve">Laravel est au centre du flux. On l'a choisi parce qu'il fournit naturellement les validations, les routes et les transactions, ce qui est exactement ce qu'il faut pour un système de réservation.</w:t>
+      </w:r>
+    </w:p>
+    <w:p>
+      <w:pPr>
+        <w:spacing w:before="0" w:after="12" w:line="264" w:lineRule="auto"/>
+      </w:pPr>
+      <w:r>
+        <w:rPr>
+          <w:rFonts w:ascii="Calibri" w:hAnsi="Calibri" w:eastAsia="Calibri" w:cs="Calibri"/>
+          <w:color w:val="000000"/>
+          <w:sz w:val="22"/>
+          <w:szCs w:val="22"/>
+        </w:rPr>
+        <w:t xml:space="preserve">FastAPI est isolé derrière une route dédiée. On l'a choisi parce qu'il permet d'exposer un calcul prédictif léger sans encombrer le backend principal.</w:t>
       </w:r>
     </w:p>
     <w:p>
@@ -576,105 +758,217 @@
           <w:b/>
           <w:bCs/>
         </w:rPr>
-        <w:t xml:space="preserve">Outils et définitions</w:t>
-      </w:r>
-    </w:p>
-    <w:p>
-      <w:pPr>
-        <w:spacing w:before="0" w:after="12" w:line="264" w:lineRule="auto"/>
-      </w:pPr>
-      <w:r>
-        <w:rPr>
-          <w:rFonts w:ascii="Calibri" w:hAnsi="Calibri" w:eastAsia="Calibri" w:cs="Calibri"/>
-          <w:color w:val="000000"/>
-          <w:sz w:val="22"/>
-          <w:szCs w:val="22"/>
-        </w:rPr>
-        <w:t xml:space="preserve">Flutter Web est un framework pour créer une interface web avec Dart. Ici, il est utilisé parce qu'il permet d'avoir des écrans riches, un rendu rapide et une logique commune sur tout le projet frontend.</w:t>
-      </w:r>
-    </w:p>
-    <w:p>
-      <w:pPr>
-        <w:spacing w:before="0" w:after="12" w:line="264" w:lineRule="auto"/>
-      </w:pPr>
-      <w:r>
-        <w:rPr>
-          <w:rFonts w:ascii="Calibri" w:hAnsi="Calibri" w:eastAsia="Calibri" w:cs="Calibri"/>
-          <w:color w:val="000000"/>
-          <w:sz w:val="22"/>
-          <w:szCs w:val="22"/>
-        </w:rPr>
-        <w:t xml:space="preserve">Laravel est un framework PHP qui facilite la création de routes, de contrôleurs, de modèles, de services et de validations. On l'utilise pour la partie métier car il est très adapté aux applications structurées autour d'une base de données.</w:t>
-      </w:r>
-    </w:p>
-    <w:p>
-      <w:pPr>
-        <w:spacing w:before="0" w:after="12" w:line="264" w:lineRule="auto"/>
-      </w:pPr>
-      <w:r>
-        <w:rPr>
-          <w:rFonts w:ascii="Calibri" w:hAnsi="Calibri" w:eastAsia="Calibri" w:cs="Calibri"/>
-          <w:color w:val="000000"/>
-          <w:sz w:val="22"/>
-          <w:szCs w:val="22"/>
-        </w:rPr>
-        <w:t xml:space="preserve">FastAPI est un framework Python pour créer des API rapidement. On l'utilise ici parce qu'il est léger, lisible et qu'il s'intègre facilement avec les bibliothèques de calcul en Python.</w:t>
-      </w:r>
-    </w:p>
-    <w:p>
-      <w:pPr>
-        <w:spacing w:before="0" w:after="12" w:line="264" w:lineRule="auto"/>
-      </w:pPr>
-      <w:r>
-        <w:rPr>
-          <w:rFonts w:ascii="Calibri" w:hAnsi="Calibri" w:eastAsia="Calibri" w:cs="Calibri"/>
-          <w:color w:val="000000"/>
-          <w:sz w:val="22"/>
-          <w:szCs w:val="22"/>
-        </w:rPr>
-        <w:t xml:space="preserve">Prophet est une bibliothèque de prévision temporelle. Une prévision temporelle consiste à estimer l'évolution future d'une grandeur mesurée dans le temps. Dans ce projet, cette grandeur est l'occupation d'une catégorie de chambre.</w:t>
-      </w:r>
-    </w:p>
-    <w:p>
-      <w:pPr>
-        <w:spacing w:before="0" w:after="12" w:line="264" w:lineRule="auto"/>
-      </w:pPr>
-      <w:r>
-        <w:rPr>
-          <w:rFonts w:ascii="Calibri" w:hAnsi="Calibri" w:eastAsia="Calibri" w:cs="Calibri"/>
-          <w:color w:val="000000"/>
-          <w:sz w:val="22"/>
-          <w:szCs w:val="22"/>
-        </w:rPr>
-        <w:t xml:space="preserve">dompdf est une bibliothèque PHP qui génère des PDF à partir de vues ou de données HTML. Elle est utile pour produire des factures imprimables sans passer par un outil externe.</w:t>
-      </w:r>
-    </w:p>
-    <w:p>
-      <w:pPr>
-        <w:spacing w:before="0" w:after="12" w:line="264" w:lineRule="auto"/>
-      </w:pPr>
-      <w:r>
-        <w:rPr>
-          <w:rFonts w:ascii="Calibri" w:hAnsi="Calibri" w:eastAsia="Calibri" w:cs="Calibri"/>
-          <w:color w:val="000000"/>
-          <w:sz w:val="22"/>
-          <w:szCs w:val="22"/>
-        </w:rPr>
-        <w:t xml:space="preserve">Composer gère les dépendances PHP, npm gère les dépendances frontend de Laravel, Flutter CLI sert à compiler l'application web Flutter, et Python virtualenv isole l'environnement du moteur IA pour éviter les conflits de paquets.</w:t>
-      </w:r>
-    </w:p>
-    <w:p>
-      <w:pPr>
-        <w:spacing w:before="0" w:after="12" w:line="264" w:lineRule="auto"/>
-      </w:pPr>
-      <w:r>
-        <w:rPr>
-          <w:rFonts w:ascii="Calibri" w:hAnsi="Calibri" w:eastAsia="Calibri" w:cs="Calibri"/>
-          <w:color w:val="000000"/>
-          <w:sz w:val="22"/>
-          <w:szCs w:val="22"/>
-        </w:rPr>
-        <w:t xml:space="preserve">Le projet repose aussi sur SQLite en local. SQLite est une base de données simple qui s'installe très facilement. Pour un projet annuel, c'est pratique parce qu'on peut démarrer vite sans serveur de base de données dédié.</w:t>
+        <w:t xml:space="preserve">Glossaire technique</w:t>
+      </w:r>
+    </w:p>
+    <w:p>
+      <w:pPr>
+        <w:spacing w:before="0" w:after="12" w:line="264" w:lineRule="auto"/>
+      </w:pPr>
+      <w:r>
+        <w:rPr>
+          <w:rFonts w:ascii="Calibri" w:hAnsi="Calibri" w:eastAsia="Calibri" w:cs="Calibri"/>
+          <w:color w:val="000000"/>
+          <w:sz w:val="22"/>
+          <w:szCs w:val="22"/>
+        </w:rPr>
+        <w:t xml:space="preserve">API: interface de communication entre programmes. On a choisi ce modèle parce qu'il sépare proprement le frontend du backend et qu'il rend le projet plus maintenable.</w:t>
+      </w:r>
+    </w:p>
+    <w:p>
+      <w:pPr>
+        <w:spacing w:before="0" w:after="12" w:line="264" w:lineRule="auto"/>
+      </w:pPr>
+      <w:r>
+        <w:rPr>
+          <w:rFonts w:ascii="Calibri" w:hAnsi="Calibri" w:eastAsia="Calibri" w:cs="Calibri"/>
+          <w:color w:val="000000"/>
+          <w:sz w:val="22"/>
+          <w:szCs w:val="22"/>
+        </w:rPr>
+        <w:t xml:space="preserve">HTTP: protocole d'échange réseau. On l'a choisi parce qu'il est standard, simple et compatible avec les trois briques du projet.</w:t>
+      </w:r>
+    </w:p>
+    <w:p>
+      <w:pPr>
+        <w:spacing w:before="0" w:after="12" w:line="264" w:lineRule="auto"/>
+      </w:pPr>
+      <w:r>
+        <w:rPr>
+          <w:rFonts w:ascii="Calibri" w:hAnsi="Calibri" w:eastAsia="Calibri" w:cs="Calibri"/>
+          <w:color w:val="000000"/>
+          <w:sz w:val="22"/>
+          <w:szCs w:val="22"/>
+        </w:rPr>
+        <w:t xml:space="preserve">JSON: format texte pour transporter des données. On l'a choisi parce qu'il est léger et facile à parser partout.</w:t>
+      </w:r>
+    </w:p>
+    <w:p>
+      <w:pPr>
+        <w:spacing w:before="0" w:after="12" w:line="264" w:lineRule="auto"/>
+      </w:pPr>
+      <w:r>
+        <w:rPr>
+          <w:rFonts w:ascii="Calibri" w:hAnsi="Calibri" w:eastAsia="Calibri" w:cs="Calibri"/>
+          <w:color w:val="000000"/>
+          <w:sz w:val="22"/>
+          <w:szCs w:val="22"/>
+        </w:rPr>
+        <w:t xml:space="preserve">Frontend: partie visible par l'utilisateur. On a choisi Flutter Web pour cette couche parce qu'il produit une interface moderne et réactive avec une seule base de code.</w:t>
+      </w:r>
+    </w:p>
+    <w:p>
+      <w:pPr>
+        <w:spacing w:before="0" w:after="12" w:line="264" w:lineRule="auto"/>
+      </w:pPr>
+      <w:r>
+        <w:rPr>
+          <w:rFonts w:ascii="Calibri" w:hAnsi="Calibri" w:eastAsia="Calibri" w:cs="Calibri"/>
+          <w:color w:val="000000"/>
+          <w:sz w:val="22"/>
+          <w:szCs w:val="22"/>
+        </w:rPr>
+        <w:t xml:space="preserve">Backend: partie qui applique les règles et stocke les données. On a choisi Laravel pour cette couche parce qu'il structure bien les flux métier d'un hôtel.</w:t>
+      </w:r>
+    </w:p>
+    <w:p>
+      <w:pPr>
+        <w:spacing w:before="0" w:after="12" w:line="264" w:lineRule="auto"/>
+      </w:pPr>
+      <w:r>
+        <w:rPr>
+          <w:rFonts w:ascii="Calibri" w:hAnsi="Calibri" w:eastAsia="Calibri" w:cs="Calibri"/>
+          <w:color w:val="000000"/>
+          <w:sz w:val="22"/>
+          <w:szCs w:val="22"/>
+        </w:rPr>
+        <w:t xml:space="preserve">Base de données: stockage persistant des informations. On a choisi SQLite en local parce qu'elle est simple à mettre en place et suffisante pour un projet de développement.</w:t>
+      </w:r>
+    </w:p>
+    <w:p>
+      <w:pPr>
+        <w:spacing w:before="0" w:after="12" w:line="264" w:lineRule="auto"/>
+      </w:pPr>
+      <w:r>
+        <w:rPr>
+          <w:rFonts w:ascii="Calibri" w:hAnsi="Calibri" w:eastAsia="Calibri" w:cs="Calibri"/>
+          <w:color w:val="000000"/>
+          <w:sz w:val="22"/>
+          <w:szCs w:val="22"/>
+        </w:rPr>
+        <w:t xml:space="preserve">Session: état temporaire de l'utilisateur. On a choisi `sessionStorage` côté web parce qu'il permet de garder le staff connecté dans le navigateur sans complexité inutile.</w:t>
+      </w:r>
+    </w:p>
+    <w:p>
+      <w:pPr>
+        <w:spacing w:before="0" w:after="12" w:line="264" w:lineRule="auto"/>
+      </w:pPr>
+      <w:r>
+        <w:rPr>
+          <w:rFonts w:ascii="Calibri" w:hAnsi="Calibri" w:eastAsia="Calibri" w:cs="Calibri"/>
+          <w:color w:val="000000"/>
+          <w:sz w:val="22"/>
+          <w:szCs w:val="22"/>
+        </w:rPr>
+        <w:t xml:space="preserve">Cache: mémoire temporaire pour accélérer l'affichage. On a choisi le cache Laravel parce qu'il évite de recalculer les mêmes disponibilités à chaque requête.</w:t>
+      </w:r>
+    </w:p>
+    <w:p>
+      <w:pPr>
+        <w:spacing w:before="0" w:after="12" w:line="264" w:lineRule="auto"/>
+      </w:pPr>
+      <w:r>
+        <w:rPr>
+          <w:rFonts w:ascii="Calibri" w:hAnsi="Calibri" w:eastAsia="Calibri" w:cs="Calibri"/>
+          <w:color w:val="000000"/>
+          <w:sz w:val="22"/>
+          <w:szCs w:val="22"/>
+        </w:rPr>
+        <w:t xml:space="preserve">Transaction: bloc d'opérations atomiques. On a choisi les transactions pour les réservations et paiements parce qu'elles empêchent les écritures incomplètes.</w:t>
+      </w:r>
+    </w:p>
+    <w:p>
+      <w:pPr>
+        <w:spacing w:before="0" w:after="12" w:line="264" w:lineRule="auto"/>
+      </w:pPr>
+      <w:r>
+        <w:rPr>
+          <w:rFonts w:ascii="Calibri" w:hAnsi="Calibri" w:eastAsia="Calibri" w:cs="Calibri"/>
+          <w:color w:val="000000"/>
+          <w:sz w:val="22"/>
+          <w:szCs w:val="22"/>
+        </w:rPr>
+        <w:t xml:space="preserve">Fallback: plan de secours. On a choisi un fallback pour l'IA parce qu'il garantit que le projet reste utilisable même si le service de prévision tombe.</w:t>
+      </w:r>
+    </w:p>
+    <w:p>
+      <w:pPr>
+        <w:spacing w:before="0" w:after="12" w:line="264" w:lineRule="auto"/>
+      </w:pPr>
+      <w:r>
+        <w:rPr>
+          <w:rFonts w:ascii="Calibri" w:hAnsi="Calibri" w:eastAsia="Calibri" w:cs="Calibri"/>
+          <w:color w:val="000000"/>
+          <w:sz w:val="22"/>
+          <w:szCs w:val="22"/>
+        </w:rPr>
+        <w:t xml:space="preserve">Yield management: tarification selon la demande. On a choisi cette logique parce qu'elle permet d'adapter les prix à l'occupation réelle.</w:t>
+      </w:r>
+    </w:p>
+    <w:p>
+      <w:pPr>
+        <w:spacing w:before="0" w:after="12" w:line="264" w:lineRule="auto"/>
+      </w:pPr>
+      <w:r>
+        <w:rPr>
+          <w:rFonts w:ascii="Calibri" w:hAnsi="Calibri" w:eastAsia="Calibri" w:cs="Calibri"/>
+          <w:color w:val="000000"/>
+          <w:sz w:val="22"/>
+          <w:szCs w:val="22"/>
+        </w:rPr>
+        <w:t xml:space="preserve">Prophet: bibliothèque de prévision temporelle. On l'a choisie parce qu'elle sait exploiter les historiques de réservation pour projeter l'occupation future.</w:t>
+      </w:r>
+    </w:p>
+    <w:p>
+      <w:pPr>
+        <w:spacing w:before="0" w:after="12" w:line="264" w:lineRule="auto"/>
+      </w:pPr>
+      <w:r>
+        <w:rPr>
+          <w:rFonts w:ascii="Calibri" w:hAnsi="Calibri" w:eastAsia="Calibri" w:cs="Calibri"/>
+          <w:color w:val="000000"/>
+          <w:sz w:val="22"/>
+          <w:szCs w:val="22"/>
+        </w:rPr>
+        <w:t xml:space="preserve">dompdf: générateur PDF côté PHP. On l'a choisi parce qu'il produit des factures imprimables directement depuis le backend.</w:t>
+      </w:r>
+    </w:p>
+    <w:p>
+      <w:pPr>
+        <w:spacing w:before="0" w:after="12" w:line="264" w:lineRule="auto"/>
+      </w:pPr>
+      <w:r>
+        <w:rPr>
+          <w:rFonts w:ascii="Calibri" w:hAnsi="Calibri" w:eastAsia="Calibri" w:cs="Calibri"/>
+          <w:color w:val="000000"/>
+          <w:sz w:val="22"/>
+          <w:szCs w:val="22"/>
+        </w:rPr>
+        <w:t xml:space="preserve">FastAPI: framework Python pour API rapides. On l'a choisi parce qu'il est léger, lisible et adapté à un microservice d'IA.</w:t>
+      </w:r>
+    </w:p>
+    <w:p>
+      <w:pPr>
+        <w:spacing w:before="0" w:after="12" w:line="264" w:lineRule="auto"/>
+      </w:pPr>
+      <w:r>
+        <w:rPr>
+          <w:rFonts w:ascii="Calibri" w:hAnsi="Calibri" w:eastAsia="Calibri" w:cs="Calibri"/>
+          <w:color w:val="000000"/>
+          <w:sz w:val="22"/>
+          <w:szCs w:val="22"/>
+        </w:rPr>
+        <w:t xml:space="preserve">Flutter Web: framework d'interface web. On l'a choisi parce qu'il donne un rendu rapide et cohérent pour le staff.</w:t>
       </w:r>
     </w:p>
     <w:p>
@@ -691,49 +985,49 @@
           <w:b/>
           <w:bCs/>
         </w:rPr>
-        <w:t xml:space="preserve">Organisation du dépôt</w:t>
-      </w:r>
-    </w:p>
-    <w:p>
-      <w:pPr>
-        <w:spacing w:before="0" w:after="12" w:line="264" w:lineRule="auto"/>
-      </w:pPr>
-      <w:r>
-        <w:rPr>
-          <w:rFonts w:ascii="Calibri" w:hAnsi="Calibri" w:eastAsia="Calibri" w:cs="Calibri"/>
-          <w:color w:val="000000"/>
-          <w:sz w:val="22"/>
-          <w:szCs w:val="22"/>
-        </w:rPr>
-        <w:t xml:space="preserve">Le dépôt est séparé en trois dossiers principaux. `hestia_app` contient l'application Flutter Web. `hestiapredict` contient le backend Laravel. `hestia-ai` contient le moteur Python de prévision.</w:t>
-      </w:r>
-    </w:p>
-    <w:p>
-      <w:pPr>
-        <w:spacing w:before="0" w:after="12" w:line="264" w:lineRule="auto"/>
-      </w:pPr>
-      <w:r>
-        <w:rPr>
-          <w:rFonts w:ascii="Calibri" w:hAnsi="Calibri" w:eastAsia="Calibri" w:cs="Calibri"/>
-          <w:color w:val="000000"/>
-          <w:sz w:val="22"/>
-          <w:szCs w:val="22"/>
-        </w:rPr>
-        <w:t xml:space="preserve">Cette organisation évite de mélanger les responsabilités. Les écrans, les routes métier et le calcul prédictif restent dans des espaces distincts. C'est plus simple à comprendre, plus simple à tester et plus simple à présenter.</w:t>
-      </w:r>
-    </w:p>
-    <w:p>
-      <w:pPr>
-        <w:spacing w:before="0" w:after="12" w:line="264" w:lineRule="auto"/>
-      </w:pPr>
-      <w:r>
-        <w:rPr>
-          <w:rFonts w:ascii="Calibri" w:hAnsi="Calibri" w:eastAsia="Calibri" w:cs="Calibri"/>
-          <w:color w:val="000000"/>
-          <w:sz w:val="22"/>
-          <w:szCs w:val="22"/>
-        </w:rPr>
-        <w:t xml:space="preserve">On trouve aussi des scripts de lancement comme `dev.sh` et `start_project.sh`, ainsi que de la documentation API. Cela montre que le projet a été pensé pour être relancé de manière reproductible.</w:t>
+        <w:t xml:space="preserve">Les bases techniques</w:t>
+      </w:r>
+    </w:p>
+    <w:p>
+      <w:pPr>
+        <w:spacing w:before="0" w:after="12" w:line="264" w:lineRule="auto"/>
+      </w:pPr>
+      <w:r>
+        <w:rPr>
+          <w:rFonts w:ascii="Calibri" w:hAnsi="Calibri" w:eastAsia="Calibri" w:cs="Calibri"/>
+          <w:color w:val="000000"/>
+          <w:sz w:val="22"/>
+          <w:szCs w:val="22"/>
+        </w:rPr>
+        <w:t xml:space="preserve">Pour comprendre le projet, il faut repartir des bases. Le frontend est la partie visible par le staff. Le backend est la partie qui traite et sécurise les informations. L'API est le contrat entre les deux. Quand Flutter veut des données, il envoie une requête HTTP. Laravel répond avec du JSON. Quand Laravel a besoin de prédire, il envoie lui aussi du JSON vers FastAPI.</w:t>
+      </w:r>
+    </w:p>
+    <w:p>
+      <w:pPr>
+        <w:spacing w:before="0" w:after="12" w:line="264" w:lineRule="auto"/>
+      </w:pPr>
+      <w:r>
+        <w:rPr>
+          <w:rFonts w:ascii="Calibri" w:hAnsi="Calibri" w:eastAsia="Calibri" w:cs="Calibri"/>
+          <w:color w:val="000000"/>
+          <w:sz w:val="22"/>
+          <w:szCs w:val="22"/>
+        </w:rPr>
+        <w:t xml:space="preserve">JSON est important parce qu'il est simple à lire et à générer. C'est un format texte composé de paires clé-valeur et de tableaux. C'est le langage commun entre les services du projet. Grâce à lui, le frontend, le backend métier et le moteur IA peuvent échanger sans partager la même technologie interne.</w:t>
+      </w:r>
+    </w:p>
+    <w:p>
+      <w:pPr>
+        <w:spacing w:before="0" w:after="12" w:line="264" w:lineRule="auto"/>
+      </w:pPr>
+      <w:r>
+        <w:rPr>
+          <w:rFonts w:ascii="Calibri" w:hAnsi="Calibri" w:eastAsia="Calibri" w:cs="Calibri"/>
+          <w:color w:val="000000"/>
+          <w:sz w:val="22"/>
+          <w:szCs w:val="22"/>
+        </w:rPr>
+        <w:t xml:space="preserve">On peut aussi voir le projet comme trois couches. La couche interface affiche les écrans. La couche métier vérifie les règles et modifie les données. La couche calcul prédictif anticipe l'occupation et aide au yield management. Cette séparation est plus propre qu'un seul bloc de code géant.</w:t>
       </w:r>
     </w:p>
     <w:p>
@@ -750,147 +1044,105 @@
           <w:b/>
           <w:bCs/>
         </w:rPr>
-        <w:t xml:space="preserve">Fonctionnement de l'interface</w:t>
-      </w:r>
-    </w:p>
-    <w:p>
-      <w:pPr>
-        <w:spacing w:before="0" w:after="12" w:line="264" w:lineRule="auto"/>
-      </w:pPr>
-      <w:r>
-        <w:rPr>
-          <w:rFonts w:ascii="Calibri" w:hAnsi="Calibri" w:eastAsia="Calibri" w:cs="Calibri"/>
-          <w:color w:val="000000"/>
-          <w:sz w:val="22"/>
-          <w:szCs w:val="22"/>
-        </w:rPr>
-        <w:t xml:space="preserve">Dans `hestia_app`, le point d'entrée est `main.dart`. Ce fichier démarre l'application, charge l'utilisateur enregistré en session et choisit soit l'écran de login, soit le dashboard du personnel.</w:t>
-      </w:r>
-    </w:p>
-    <w:p>
-      <w:pPr>
-        <w:spacing w:before="0" w:after="12" w:line="264" w:lineRule="auto"/>
-      </w:pPr>
-      <w:r>
-        <w:rPr>
-          <w:rFonts w:ascii="Calibri" w:hAnsi="Calibri" w:eastAsia="Calibri" w:cs="Calibri"/>
-          <w:color w:val="000000"/>
-          <w:sz w:val="22"/>
-          <w:szCs w:val="22"/>
-        </w:rPr>
-        <w:t xml:space="preserve">La configuration de l'API est injectée via `API_BASE_URL`. Cela signifie que l'adresse du backend n'est pas codée en dur dans le programme. On peut la changer au moment de la compilation, ce qui rend le projet plus flexible entre local, test et autre environnement.</w:t>
-      </w:r>
-    </w:p>
-    <w:p>
-      <w:pPr>
-        <w:spacing w:before="0" w:after="8" w:line="240" w:lineRule="auto"/>
-      </w:pPr>
-      <w:r>
-        <w:rPr>
-          <w:rFonts w:ascii="Calibri" w:hAnsi="Calibri" w:eastAsia="Calibri" w:cs="Calibri"/>
-          <w:color w:val="444444"/>
-          <w:sz w:val="20"/>
-          <w:szCs w:val="20"/>
-        </w:rPr>
-        <w:t xml:space="preserve">API_BASE_URL = http://localhost:8000 par défaut</w:t>
-      </w:r>
-    </w:p>
-    <w:p>
-      <w:pPr>
-        <w:spacing w:before="0" w:after="12" w:line="264" w:lineRule="auto"/>
-      </w:pPr>
-      <w:r>
-        <w:rPr>
-          <w:rFonts w:ascii="Calibri" w:hAnsi="Calibri" w:eastAsia="Calibri" w:cs="Calibri"/>
-          <w:color w:val="000000"/>
-          <w:sz w:val="22"/>
-          <w:szCs w:val="22"/>
-        </w:rPr>
-        <w:t xml:space="preserve">Le client HTTP centralisé se trouve dans `api_client.dart`. Il construit les URLs, ajoute les headers JSON et impose un timeout. Le fait d'avoir un client unique évite de répéter la logique de requête dans chaque écran.</w:t>
-      </w:r>
-    </w:p>
-    <w:p>
-      <w:pPr>
-        <w:spacing w:before="0" w:after="12" w:line="264" w:lineRule="auto"/>
-      </w:pPr>
-      <w:r>
-        <w:rPr>
-          <w:rFonts w:ascii="Calibri" w:hAnsi="Calibri" w:eastAsia="Calibri" w:cs="Calibri"/>
-          <w:color w:val="000000"/>
-          <w:sz w:val="22"/>
-          <w:szCs w:val="22"/>
-        </w:rPr>
-        <w:t xml:space="preserve">Le timeout est important car il empêche l'interface de rester bloquée si le backend répond mal. Si une requête dure trop longtemps, l'utilisateur doit recevoir un retour plutôt que de voir l'écran figé.</w:t>
-      </w:r>
-    </w:p>
-    <w:p>
-      <w:pPr>
-        <w:spacing w:before="0" w:after="12" w:line="264" w:lineRule="auto"/>
-      </w:pPr>
-      <w:r>
-        <w:rPr>
-          <w:rFonts w:ascii="Calibri" w:hAnsi="Calibri" w:eastAsia="Calibri" w:cs="Calibri"/>
-          <w:color w:val="000000"/>
-          <w:sz w:val="22"/>
-          <w:szCs w:val="22"/>
-        </w:rPr>
-        <w:t xml:space="preserve">La session utilisateur est gérée par `SessionService`. Sur le web, cette session est stockée dans `window.sessionStorage`. Cela veut dire que les données restent dans le navigateur tant que l'onglet ou la session existe, puis disparaissent quand on ferme le contexte. On utilise ce mécanisme pour conserver l'utilisateur connecté sans recréer un système d'authentification complexe côté Flutter.</w:t>
-      </w:r>
-    </w:p>
-    <w:p>
-      <w:pPr>
-        <w:spacing w:before="0" w:after="8" w:line="240" w:lineRule="auto"/>
-      </w:pPr>
-      <w:r>
-        <w:rPr>
-          <w:rFonts w:ascii="Calibri" w:hAnsi="Calibri" w:eastAsia="Calibri" w:cs="Calibri"/>
-          <w:color w:val="444444"/>
-          <w:sz w:val="20"/>
-          <w:szCs w:val="20"/>
-        </w:rPr>
-        <w:t xml:space="preserve">Clé de session utilisée : user_session</w:t>
-      </w:r>
-    </w:p>
-    <w:p>
-      <w:pPr>
-        <w:spacing w:before="0" w:after="12" w:line="264" w:lineRule="auto"/>
-      </w:pPr>
-      <w:r>
-        <w:rPr>
-          <w:rFonts w:ascii="Calibri" w:hAnsi="Calibri" w:eastAsia="Calibri" w:cs="Calibri"/>
-          <w:color w:val="000000"/>
-          <w:sz w:val="22"/>
-          <w:szCs w:val="22"/>
-        </w:rPr>
-        <w:t xml:space="preserve">L'objet `AppUser` est sérialisé en JSON avant d'être stocké. Au retour, il est rechargé et reconstruit. Si le JSON est invalide, la session est effacée pour éviter d'utiliser une donnée corrompue.</w:t>
-      </w:r>
-    </w:p>
-    <w:p>
-      <w:pPr>
-        <w:spacing w:before="0" w:after="12" w:line="264" w:lineRule="auto"/>
-      </w:pPr>
-      <w:r>
-        <w:rPr>
-          <w:rFonts w:ascii="Calibri" w:hAnsi="Calibri" w:eastAsia="Calibri" w:cs="Calibri"/>
-          <w:color w:val="000000"/>
-          <w:sz w:val="22"/>
-          <w:szCs w:val="22"/>
-        </w:rPr>
-        <w:t xml:space="preserve">Le provider de session déclenche des notifications quand l'utilisateur se connecte ou se déconnecte. Cela permet à l'interface de se mettre à jour sans rafraîchissement manuel.</w:t>
-      </w:r>
-    </w:p>
-    <w:p>
-      <w:pPr>
-        <w:spacing w:before="0" w:after="12" w:line="264" w:lineRule="auto"/>
-      </w:pPr>
-      <w:r>
-        <w:rPr>
-          <w:rFonts w:ascii="Calibri" w:hAnsi="Calibri" w:eastAsia="Calibri" w:cs="Calibri"/>
-          <w:color w:val="000000"/>
-          <w:sz w:val="22"/>
-          <w:szCs w:val="22"/>
-        </w:rPr>
-        <w:t xml:space="preserve">Certaines vues utilisent aussi un cache local avec `SharedPreferences`. Sur le web, ce type de stockage agit comme une mémoire persistante légère côté navigateur. Le but n'est pas de remplacer la base de données, mais de garder une copie temporaire pour accélérer l'affichage ou survivre à une panne courte du backend.</w:t>
+        <w:t xml:space="preserve">Outils et définitions</w:t>
+      </w:r>
+    </w:p>
+    <w:p>
+      <w:pPr>
+        <w:spacing w:before="0" w:after="12" w:line="264" w:lineRule="auto"/>
+      </w:pPr>
+      <w:r>
+        <w:rPr>
+          <w:rFonts w:ascii="Calibri" w:hAnsi="Calibri" w:eastAsia="Calibri" w:cs="Calibri"/>
+          <w:color w:val="000000"/>
+          <w:sz w:val="22"/>
+          <w:szCs w:val="22"/>
+        </w:rPr>
+        <w:t xml:space="preserve">Flutter Web est un framework pour créer une interface web avec Dart. Ici, il est utilisé parce qu'il permet d'avoir des écrans riches, un rendu rapide et une logique commune sur tout le projet frontend.</w:t>
+      </w:r>
+    </w:p>
+    <w:p>
+      <w:pPr>
+        <w:spacing w:before="0" w:after="12" w:line="264" w:lineRule="auto"/>
+      </w:pPr>
+      <w:r>
+        <w:rPr>
+          <w:rFonts w:ascii="Calibri" w:hAnsi="Calibri" w:eastAsia="Calibri" w:cs="Calibri"/>
+          <w:color w:val="000000"/>
+          <w:sz w:val="22"/>
+          <w:szCs w:val="22"/>
+        </w:rPr>
+        <w:t xml:space="preserve">Laravel est un framework PHP qui facilite la création de routes, de contrôleurs, de modèles, de services et de validations. On l'utilise pour la partie métier car il est très adapté aux applications structurées autour d'une base de données.</w:t>
+      </w:r>
+    </w:p>
+    <w:p>
+      <w:pPr>
+        <w:spacing w:before="0" w:after="12" w:line="264" w:lineRule="auto"/>
+      </w:pPr>
+      <w:r>
+        <w:rPr>
+          <w:rFonts w:ascii="Calibri" w:hAnsi="Calibri" w:eastAsia="Calibri" w:cs="Calibri"/>
+          <w:color w:val="000000"/>
+          <w:sz w:val="22"/>
+          <w:szCs w:val="22"/>
+        </w:rPr>
+        <w:t xml:space="preserve">FastAPI est un framework Python pour créer des API rapidement. On l'utilise ici parce qu'il est léger, lisible et qu'il s'intègre facilement avec les bibliothèques de calcul en Python.</w:t>
+      </w:r>
+    </w:p>
+    <w:p>
+      <w:pPr>
+        <w:spacing w:before="0" w:after="12" w:line="264" w:lineRule="auto"/>
+      </w:pPr>
+      <w:r>
+        <w:rPr>
+          <w:rFonts w:ascii="Calibri" w:hAnsi="Calibri" w:eastAsia="Calibri" w:cs="Calibri"/>
+          <w:color w:val="000000"/>
+          <w:sz w:val="22"/>
+          <w:szCs w:val="22"/>
+        </w:rPr>
+        <w:t xml:space="preserve">Prophet est une bibliothèque de prévision temporelle. Une prévision temporelle consiste à estimer l'évolution future d'une grandeur mesurée dans le temps. Dans ce projet, cette grandeur est l'occupation d'une catégorie de chambre.</w:t>
+      </w:r>
+    </w:p>
+    <w:p>
+      <w:pPr>
+        <w:spacing w:before="0" w:after="12" w:line="264" w:lineRule="auto"/>
+      </w:pPr>
+      <w:r>
+        <w:rPr>
+          <w:rFonts w:ascii="Calibri" w:hAnsi="Calibri" w:eastAsia="Calibri" w:cs="Calibri"/>
+          <w:color w:val="000000"/>
+          <w:sz w:val="22"/>
+          <w:szCs w:val="22"/>
+        </w:rPr>
+        <w:t xml:space="preserve">dompdf est une bibliothèque PHP qui génère des PDF à partir de vues ou de données HTML. Elle est utile pour produire des factures imprimables sans passer par un outil externe.</w:t>
+      </w:r>
+    </w:p>
+    <w:p>
+      <w:pPr>
+        <w:spacing w:before="0" w:after="12" w:line="264" w:lineRule="auto"/>
+      </w:pPr>
+      <w:r>
+        <w:rPr>
+          <w:rFonts w:ascii="Calibri" w:hAnsi="Calibri" w:eastAsia="Calibri" w:cs="Calibri"/>
+          <w:color w:val="000000"/>
+          <w:sz w:val="22"/>
+          <w:szCs w:val="22"/>
+        </w:rPr>
+        <w:t xml:space="preserve">Composer gère les dépendances PHP, npm gère les dépendances frontend de Laravel, Flutter CLI sert à compiler l'application web Flutter, et Python virtualenv isole l'environnement du moteur IA pour éviter les conflits de paquets.</w:t>
+      </w:r>
+    </w:p>
+    <w:p>
+      <w:pPr>
+        <w:spacing w:before="0" w:after="12" w:line="264" w:lineRule="auto"/>
+      </w:pPr>
+      <w:r>
+        <w:rPr>
+          <w:rFonts w:ascii="Calibri" w:hAnsi="Calibri" w:eastAsia="Calibri" w:cs="Calibri"/>
+          <w:color w:val="000000"/>
+          <w:sz w:val="22"/>
+          <w:szCs w:val="22"/>
+        </w:rPr>
+        <w:t xml:space="preserve">Le projet repose aussi sur SQLite en local. SQLite est une base de données simple qui s'installe très facilement. Pour un projet annuel, c'est pratique parce qu'on peut démarrer vite sans serveur de base de données dédié.</w:t>
       </w:r>
     </w:p>
     <w:p>
@@ -907,63 +1159,49 @@
           <w:b/>
           <w:bCs/>
         </w:rPr>
-        <w:t xml:space="preserve">Autocomplétion client</w:t>
-      </w:r>
-    </w:p>
-    <w:p>
-      <w:pPr>
-        <w:spacing w:before="0" w:after="12" w:line="264" w:lineRule="auto"/>
-      </w:pPr>
-      <w:r>
-        <w:rPr>
-          <w:rFonts w:ascii="Calibri" w:hAnsi="Calibri" w:eastAsia="Calibri" w:cs="Calibri"/>
-          <w:color w:val="000000"/>
-          <w:sz w:val="22"/>
-          <w:szCs w:val="22"/>
-        </w:rPr>
-        <w:t xml:space="preserve">Le champ d'autocomplétion du client est un bon exemple de fonctionnalité bien découpée. L'utilisateur tape un nom, un téléphone ou un numéro de document. Après un délai de frappe court, le composant lance une recherche distante.</w:t>
-      </w:r>
-    </w:p>
-    <w:p>
-      <w:pPr>
-        <w:spacing w:before="0" w:after="12" w:line="264" w:lineRule="auto"/>
-      </w:pPr>
-      <w:r>
-        <w:rPr>
-          <w:rFonts w:ascii="Calibri" w:hAnsi="Calibri" w:eastAsia="Calibri" w:cs="Calibri"/>
-          <w:color w:val="000000"/>
-          <w:sz w:val="22"/>
-          <w:szCs w:val="22"/>
-        </w:rPr>
-        <w:t xml:space="preserve">Le composant attend au moins deux caractères avant d'appeler l'API. C'est un choix simple pour éviter d'envoyer des requêtes inutiles à chaque lettre. Ensuite, les résultats sont affichés sous le champ, avec le nom, le numéro de document, le téléphone et, si utile, le compteur de fidélité.</w:t>
-      </w:r>
-    </w:p>
-    <w:p>
-      <w:pPr>
-        <w:spacing w:before="0" w:after="12" w:line="264" w:lineRule="auto"/>
-      </w:pPr>
-      <w:r>
-        <w:rPr>
-          <w:rFonts w:ascii="Calibri" w:hAnsi="Calibri" w:eastAsia="Calibri" w:cs="Calibri"/>
-          <w:color w:val="000000"/>
-          <w:sz w:val="22"/>
-          <w:szCs w:val="22"/>
-        </w:rPr>
-        <w:t xml:space="preserve">La logique de recherche elle-même se trouve dans `ClientController`. Le backend compare le texte saisi aux champs du client et à certains champs liés à la réservation. Les résultats sont ensuite triés par fidélité et date de mise à jour.</w:t>
-      </w:r>
-    </w:p>
-    <w:p>
-      <w:pPr>
-        <w:spacing w:before="0" w:after="12" w:line="264" w:lineRule="auto"/>
-      </w:pPr>
-      <w:r>
-        <w:rPr>
-          <w:rFonts w:ascii="Calibri" w:hAnsi="Calibri" w:eastAsia="Calibri" w:cs="Calibri"/>
-          <w:color w:val="000000"/>
-          <w:sz w:val="22"/>
-          <w:szCs w:val="22"/>
-        </w:rPr>
-        <w:t xml:space="preserve">La déduplication est importante parce qu'un même client peut apparaître plusieurs fois via des données proches. Le modèle `ClientProfile` calcule une clé normalisée à partir du nom, du téléphone ou du document d'identité pour éviter d'afficher le même client plusieurs fois.</w:t>
+        <w:t xml:space="preserve">Organisation du dépôt</w:t>
+      </w:r>
+    </w:p>
+    <w:p>
+      <w:pPr>
+        <w:spacing w:before="0" w:after="12" w:line="264" w:lineRule="auto"/>
+      </w:pPr>
+      <w:r>
+        <w:rPr>
+          <w:rFonts w:ascii="Calibri" w:hAnsi="Calibri" w:eastAsia="Calibri" w:cs="Calibri"/>
+          <w:color w:val="000000"/>
+          <w:sz w:val="22"/>
+          <w:szCs w:val="22"/>
+        </w:rPr>
+        <w:t xml:space="preserve">Le dépôt est séparé en trois dossiers principaux. `hestia_app` contient l'application Flutter Web. `hestiapredict` contient le backend Laravel. `hestia-ai` contient le moteur Python de prévision.</w:t>
+      </w:r>
+    </w:p>
+    <w:p>
+      <w:pPr>
+        <w:spacing w:before="0" w:after="12" w:line="264" w:lineRule="auto"/>
+      </w:pPr>
+      <w:r>
+        <w:rPr>
+          <w:rFonts w:ascii="Calibri" w:hAnsi="Calibri" w:eastAsia="Calibri" w:cs="Calibri"/>
+          <w:color w:val="000000"/>
+          <w:sz w:val="22"/>
+          <w:szCs w:val="22"/>
+        </w:rPr>
+        <w:t xml:space="preserve">Cette organisation évite de mélanger les responsabilités. Les écrans, les routes métier et le calcul prédictif restent dans des espaces distincts. C'est plus simple à comprendre, plus simple à tester et plus simple à présenter.</w:t>
+      </w:r>
+    </w:p>
+    <w:p>
+      <w:pPr>
+        <w:spacing w:before="0" w:after="12" w:line="264" w:lineRule="auto"/>
+      </w:pPr>
+      <w:r>
+        <w:rPr>
+          <w:rFonts w:ascii="Calibri" w:hAnsi="Calibri" w:eastAsia="Calibri" w:cs="Calibri"/>
+          <w:color w:val="000000"/>
+          <w:sz w:val="22"/>
+          <w:szCs w:val="22"/>
+        </w:rPr>
+        <w:t xml:space="preserve">On trouve aussi des scripts de lancement comme `dev.sh` et `start_project.sh`, ainsi que de la documentation API. Cela montre que le projet a été pensé pour être relancé de manière reproductible.</w:t>
       </w:r>
     </w:p>
     <w:p>
@@ -980,77 +1218,147 @@
           <w:b/>
           <w:bCs/>
         </w:rPr>
-        <w:t xml:space="preserve">Réservations et prix</w:t>
-      </w:r>
-    </w:p>
-    <w:p>
-      <w:pPr>
-        <w:spacing w:before="0" w:after="12" w:line="264" w:lineRule="auto"/>
-      </w:pPr>
-      <w:r>
-        <w:rPr>
-          <w:rFonts w:ascii="Calibri" w:hAnsi="Calibri" w:eastAsia="Calibri" w:cs="Calibri"/>
-          <w:color w:val="000000"/>
-          <w:sz w:val="22"/>
-          <w:szCs w:val="22"/>
-        </w:rPr>
-        <w:t xml:space="preserve">Quand on crée une réservation, le frontend envoie les dates, les chambres, les extras et éventuellement les prix calculés. Le backend vérifie d'abord qu'aucune chambre demandée n'est déjà occupée sur la période.</w:t>
-      </w:r>
-    </w:p>
-    <w:p>
-      <w:pPr>
-        <w:spacing w:before="0" w:after="12" w:line="264" w:lineRule="auto"/>
-      </w:pPr>
-      <w:r>
-        <w:rPr>
-          <w:rFonts w:ascii="Calibri" w:hAnsi="Calibri" w:eastAsia="Calibri" w:cs="Calibri"/>
-          <w:color w:val="000000"/>
-          <w:sz w:val="22"/>
-          <w:szCs w:val="22"/>
-        </w:rPr>
-        <w:t xml:space="preserve">Cette vérification repose sur les réservations actives. Une réservation active est une réservation qui compte encore pour la disponibilité. Le système considère généralement les statuts `en_attente` et `arrive` comme actifs.</w:t>
-      </w:r>
-    </w:p>
-    <w:p>
-      <w:pPr>
-        <w:spacing w:before="0" w:after="12" w:line="264" w:lineRule="auto"/>
-      </w:pPr>
-      <w:r>
-        <w:rPr>
-          <w:rFonts w:ascii="Calibri" w:hAnsi="Calibri" w:eastAsia="Calibri" w:cs="Calibri"/>
-          <w:color w:val="000000"/>
-          <w:sz w:val="22"/>
-          <w:szCs w:val="22"/>
-        </w:rPr>
-        <w:t xml:space="preserve">Si la source de la réservation est Booking, le backend applique des règles supplémentaires. Cela sert à limiter Booking à une certaine catégorie de chambres. C'est un exemple concret de règle métier codée côté serveur, pas côté interface.</w:t>
-      </w:r>
-    </w:p>
-    <w:p>
-      <w:pPr>
-        <w:spacing w:before="0" w:after="12" w:line="264" w:lineRule="auto"/>
-      </w:pPr>
-      <w:r>
-        <w:rPr>
-          <w:rFonts w:ascii="Calibri" w:hAnsi="Calibri" w:eastAsia="Calibri" w:cs="Calibri"/>
-          <w:color w:val="000000"/>
-          <w:sz w:val="22"/>
-          <w:szCs w:val="22"/>
-        </w:rPr>
-        <w:t xml:space="preserve">Le prix réel de la chambre est stocké dans `price_snapshot_ariary`. Ce champ est essentiel parce qu'il conserve le prix au moment précis de la vente. Ainsi, si les prix de base changent demain, le séjour déjà vendu garde son prix historique.</w:t>
-      </w:r>
-    </w:p>
-    <w:p>
-      <w:pPr>
-        <w:spacing w:before="0" w:after="12" w:line="264" w:lineRule="auto"/>
-      </w:pPr>
-      <w:r>
-        <w:rPr>
-          <w:rFonts w:ascii="Calibri" w:hAnsi="Calibri" w:eastAsia="Calibri" w:cs="Calibri"/>
-          <w:color w:val="000000"/>
-          <w:sz w:val="22"/>
-          <w:szCs w:val="22"/>
-        </w:rPr>
-        <w:t xml:space="preserve">Les extras comme les lits ou les matelas sont aussi contrôlés par capacité. Le backend vérifie combien d'extras restent disponibles par nuit avant d'accepter la réservation ou la modification.</w:t>
+        <w:t xml:space="preserve">Fonctionnement de l'interface</w:t>
+      </w:r>
+    </w:p>
+    <w:p>
+      <w:pPr>
+        <w:spacing w:before="0" w:after="12" w:line="264" w:lineRule="auto"/>
+      </w:pPr>
+      <w:r>
+        <w:rPr>
+          <w:rFonts w:ascii="Calibri" w:hAnsi="Calibri" w:eastAsia="Calibri" w:cs="Calibri"/>
+          <w:color w:val="000000"/>
+          <w:sz w:val="22"/>
+          <w:szCs w:val="22"/>
+        </w:rPr>
+        <w:t xml:space="preserve">Dans `hestia_app`, le point d'entrée est `main.dart`. Ce fichier démarre l'application, charge l'utilisateur enregistré en session et choisit soit l'écran de login, soit le dashboard du personnel.</w:t>
+      </w:r>
+    </w:p>
+    <w:p>
+      <w:pPr>
+        <w:spacing w:before="0" w:after="12" w:line="264" w:lineRule="auto"/>
+      </w:pPr>
+      <w:r>
+        <w:rPr>
+          <w:rFonts w:ascii="Calibri" w:hAnsi="Calibri" w:eastAsia="Calibri" w:cs="Calibri"/>
+          <w:color w:val="000000"/>
+          <w:sz w:val="22"/>
+          <w:szCs w:val="22"/>
+        </w:rPr>
+        <w:t xml:space="preserve">La configuration de l'API est injectée via `API_BASE_URL`. Cela signifie que l'adresse du backend n'est pas codée en dur dans le programme. On peut la changer au moment de la compilation, ce qui rend le projet plus flexible entre local, test et autre environnement.</w:t>
+      </w:r>
+    </w:p>
+    <w:p>
+      <w:pPr>
+        <w:spacing w:before="0" w:after="8" w:line="240" w:lineRule="auto"/>
+      </w:pPr>
+      <w:r>
+        <w:rPr>
+          <w:rFonts w:ascii="Calibri" w:hAnsi="Calibri" w:eastAsia="Calibri" w:cs="Calibri"/>
+          <w:color w:val="444444"/>
+          <w:sz w:val="20"/>
+          <w:szCs w:val="20"/>
+        </w:rPr>
+        <w:t xml:space="preserve">API_BASE_URL = http://localhost:8000 par défaut</w:t>
+      </w:r>
+    </w:p>
+    <w:p>
+      <w:pPr>
+        <w:spacing w:before="0" w:after="12" w:line="264" w:lineRule="auto"/>
+      </w:pPr>
+      <w:r>
+        <w:rPr>
+          <w:rFonts w:ascii="Calibri" w:hAnsi="Calibri" w:eastAsia="Calibri" w:cs="Calibri"/>
+          <w:color w:val="000000"/>
+          <w:sz w:val="22"/>
+          <w:szCs w:val="22"/>
+        </w:rPr>
+        <w:t xml:space="preserve">Le client HTTP centralisé se trouve dans `api_client.dart`. Il construit les URLs, ajoute les headers JSON et impose un timeout. Le fait d'avoir un client unique évite de répéter la logique de requête dans chaque écran.</w:t>
+      </w:r>
+    </w:p>
+    <w:p>
+      <w:pPr>
+        <w:spacing w:before="0" w:after="12" w:line="264" w:lineRule="auto"/>
+      </w:pPr>
+      <w:r>
+        <w:rPr>
+          <w:rFonts w:ascii="Calibri" w:hAnsi="Calibri" w:eastAsia="Calibri" w:cs="Calibri"/>
+          <w:color w:val="000000"/>
+          <w:sz w:val="22"/>
+          <w:szCs w:val="22"/>
+        </w:rPr>
+        <w:t xml:space="preserve">Le timeout est important car il empêche l'interface de rester bloquée si le backend répond mal. Si une requête dure trop longtemps, l'utilisateur doit recevoir un retour plutôt que de voir l'écran figé.</w:t>
+      </w:r>
+    </w:p>
+    <w:p>
+      <w:pPr>
+        <w:spacing w:before="0" w:after="12" w:line="264" w:lineRule="auto"/>
+      </w:pPr>
+      <w:r>
+        <w:rPr>
+          <w:rFonts w:ascii="Calibri" w:hAnsi="Calibri" w:eastAsia="Calibri" w:cs="Calibri"/>
+          <w:color w:val="000000"/>
+          <w:sz w:val="22"/>
+          <w:szCs w:val="22"/>
+        </w:rPr>
+        <w:t xml:space="preserve">La session utilisateur est gérée par `SessionService`. Sur le web, cette session est stockée dans `window.sessionStorage`. Cela veut dire que les données restent dans le navigateur tant que l'onglet ou la session existe, puis disparaissent quand on ferme le contexte. On utilise ce mécanisme pour conserver l'utilisateur connecté sans recréer un système d'authentification complexe côté Flutter.</w:t>
+      </w:r>
+    </w:p>
+    <w:p>
+      <w:pPr>
+        <w:spacing w:before="0" w:after="8" w:line="240" w:lineRule="auto"/>
+      </w:pPr>
+      <w:r>
+        <w:rPr>
+          <w:rFonts w:ascii="Calibri" w:hAnsi="Calibri" w:eastAsia="Calibri" w:cs="Calibri"/>
+          <w:color w:val="444444"/>
+          <w:sz w:val="20"/>
+          <w:szCs w:val="20"/>
+        </w:rPr>
+        <w:t xml:space="preserve">Clé de session utilisée : user_session</w:t>
+      </w:r>
+    </w:p>
+    <w:p>
+      <w:pPr>
+        <w:spacing w:before="0" w:after="12" w:line="264" w:lineRule="auto"/>
+      </w:pPr>
+      <w:r>
+        <w:rPr>
+          <w:rFonts w:ascii="Calibri" w:hAnsi="Calibri" w:eastAsia="Calibri" w:cs="Calibri"/>
+          <w:color w:val="000000"/>
+          <w:sz w:val="22"/>
+          <w:szCs w:val="22"/>
+        </w:rPr>
+        <w:t xml:space="preserve">L'objet `AppUser` est sérialisé en JSON avant d'être stocké. Au retour, il est rechargé et reconstruit. Si le JSON est invalide, la session est effacée pour éviter d'utiliser une donnée corrompue.</w:t>
+      </w:r>
+    </w:p>
+    <w:p>
+      <w:pPr>
+        <w:spacing w:before="0" w:after="12" w:line="264" w:lineRule="auto"/>
+      </w:pPr>
+      <w:r>
+        <w:rPr>
+          <w:rFonts w:ascii="Calibri" w:hAnsi="Calibri" w:eastAsia="Calibri" w:cs="Calibri"/>
+          <w:color w:val="000000"/>
+          <w:sz w:val="22"/>
+          <w:szCs w:val="22"/>
+        </w:rPr>
+        <w:t xml:space="preserve">Le provider de session déclenche des notifications quand l'utilisateur se connecte ou se déconnecte. Cela permet à l'interface de se mettre à jour sans rafraîchissement manuel.</w:t>
+      </w:r>
+    </w:p>
+    <w:p>
+      <w:pPr>
+        <w:spacing w:before="0" w:after="12" w:line="264" w:lineRule="auto"/>
+      </w:pPr>
+      <w:r>
+        <w:rPr>
+          <w:rFonts w:ascii="Calibri" w:hAnsi="Calibri" w:eastAsia="Calibri" w:cs="Calibri"/>
+          <w:color w:val="000000"/>
+          <w:sz w:val="22"/>
+          <w:szCs w:val="22"/>
+        </w:rPr>
+        <w:t xml:space="preserve">Certaines vues utilisent aussi un cache local avec `SharedPreferences`. Sur le web, ce type de stockage agit comme une mémoire persistante légère côté navigateur. Le but n'est pas de remplacer la base de données, mais de garder une copie temporaire pour accélérer l'affichage ou survivre à une panne courte du backend.</w:t>
       </w:r>
     </w:p>
     <w:p>
@@ -1067,77 +1375,63 @@
           <w:b/>
           <w:bCs/>
         </w:rPr>
-        <w:t xml:space="preserve">Check-in et folio</w:t>
-      </w:r>
-    </w:p>
-    <w:p>
-      <w:pPr>
-        <w:spacing w:before="0" w:after="12" w:line="264" w:lineRule="auto"/>
-      </w:pPr>
-      <w:r>
-        <w:rPr>
-          <w:rFonts w:ascii="Calibri" w:hAnsi="Calibri" w:eastAsia="Calibri" w:cs="Calibri"/>
-          <w:color w:val="000000"/>
-          <w:sz w:val="22"/>
-          <w:szCs w:val="22"/>
-        </w:rPr>
-        <w:t xml:space="preserve">Le check-in transforme une réservation en séjour réellement arrivé. Le staff saisit les informations d'identité et les données nécessaires au dossier client. Le backend met alors la réservation au statut `arrive` et crée ou met à jour le profil guest.</w:t>
-      </w:r>
-    </w:p>
-    <w:p>
-      <w:pPr>
-        <w:spacing w:before="0" w:after="12" w:line="264" w:lineRule="auto"/>
-      </w:pPr>
-      <w:r>
-        <w:rPr>
-          <w:rFonts w:ascii="Calibri" w:hAnsi="Calibri" w:eastAsia="Calibri" w:cs="Calibri"/>
-          <w:color w:val="000000"/>
-          <w:sz w:val="22"/>
-          <w:szCs w:val="22"/>
-        </w:rPr>
-        <w:t xml:space="preserve">Le folio est la facture en cours du séjour. Il regroupe les lignes de chambre, les extras, les dépôts et les paiements. Le backend calcule automatiquement les totaux, le solde restant et l'état du document.</w:t>
-      </w:r>
-    </w:p>
-    <w:p>
-      <w:pPr>
-        <w:spacing w:before="0" w:after="12" w:line="264" w:lineRule="auto"/>
-      </w:pPr>
-      <w:r>
-        <w:rPr>
-          <w:rFonts w:ascii="Calibri" w:hAnsi="Calibri" w:eastAsia="Calibri" w:cs="Calibri"/>
-          <w:color w:val="000000"/>
-          <w:sz w:val="22"/>
-          <w:szCs w:val="22"/>
-        </w:rPr>
-        <w:t xml:space="preserve">Le frontend n'invente pas les montants. Il affiche ce que Laravel a déjà calculé. C'est une règle de bonne conception: une seule source de vérité pour les montants financiers.</w:t>
-      </w:r>
-    </w:p>
-    <w:p>
-      <w:pPr>
-        <w:spacing w:before="0" w:after="12" w:line="264" w:lineRule="auto"/>
-      </w:pPr>
-      <w:r>
-        <w:rPr>
-          <w:rFonts w:ascii="Calibri" w:hAnsi="Calibri" w:eastAsia="Calibri" w:cs="Calibri"/>
-          <w:color w:val="000000"/>
-          <w:sz w:val="22"/>
-          <w:szCs w:val="22"/>
-        </w:rPr>
-        <w:t xml:space="preserve">Quand un paiement est ajouté, la facture est verrouillée pendant l'opération. Cela évite que deux utilisateurs valident en même temps un montant incohérent. Si le solde tombe à zéro, la facture peut passer au statut payé.</w:t>
-      </w:r>
-    </w:p>
-    <w:p>
-      <w:pPr>
-        <w:spacing w:before="0" w:after="12" w:line="264" w:lineRule="auto"/>
-      </w:pPr>
-      <w:r>
-        <w:rPr>
-          <w:rFonts w:ascii="Calibri" w:hAnsi="Calibri" w:eastAsia="Calibri" w:cs="Calibri"/>
-          <w:color w:val="000000"/>
-          <w:sz w:val="22"/>
-          <w:szCs w:val="22"/>
-        </w:rPr>
-        <w:t xml:space="preserve">Le système garde aussi une trace d'audit. L'audit enregistre qui a fait l'action, quand et sur quelle réservation. Cela aide beaucoup pour le contrôle et la compréhension du fonctionnement.</w:t>
+        <w:t xml:space="preserve">Autocomplétion client</w:t>
+      </w:r>
+    </w:p>
+    <w:p>
+      <w:pPr>
+        <w:spacing w:before="0" w:after="12" w:line="264" w:lineRule="auto"/>
+      </w:pPr>
+      <w:r>
+        <w:rPr>
+          <w:rFonts w:ascii="Calibri" w:hAnsi="Calibri" w:eastAsia="Calibri" w:cs="Calibri"/>
+          <w:color w:val="000000"/>
+          <w:sz w:val="22"/>
+          <w:szCs w:val="22"/>
+        </w:rPr>
+        <w:t xml:space="preserve">Le champ d'autocomplétion du client est un bon exemple de fonctionnalité bien découpée. L'utilisateur tape un nom, un téléphone ou un numéro de document. Après un délai de frappe court, le composant lance une recherche distante.</w:t>
+      </w:r>
+    </w:p>
+    <w:p>
+      <w:pPr>
+        <w:spacing w:before="0" w:after="12" w:line="264" w:lineRule="auto"/>
+      </w:pPr>
+      <w:r>
+        <w:rPr>
+          <w:rFonts w:ascii="Calibri" w:hAnsi="Calibri" w:eastAsia="Calibri" w:cs="Calibri"/>
+          <w:color w:val="000000"/>
+          <w:sz w:val="22"/>
+          <w:szCs w:val="22"/>
+        </w:rPr>
+        <w:t xml:space="preserve">Le composant attend au moins deux caractères avant d'appeler l'API. C'est un choix simple pour éviter d'envoyer des requêtes inutiles à chaque lettre. Ensuite, les résultats sont affichés sous le champ, avec le nom, le numéro de document, le téléphone et, si utile, le compteur de fidélité.</w:t>
+      </w:r>
+    </w:p>
+    <w:p>
+      <w:pPr>
+        <w:spacing w:before="0" w:after="12" w:line="264" w:lineRule="auto"/>
+      </w:pPr>
+      <w:r>
+        <w:rPr>
+          <w:rFonts w:ascii="Calibri" w:hAnsi="Calibri" w:eastAsia="Calibri" w:cs="Calibri"/>
+          <w:color w:val="000000"/>
+          <w:sz w:val="22"/>
+          <w:szCs w:val="22"/>
+        </w:rPr>
+        <w:t xml:space="preserve">La logique de recherche elle-même se trouve dans `ClientController`. Le backend compare le texte saisi aux champs du client et à certains champs liés à la réservation. Les résultats sont ensuite triés par fidélité et date de mise à jour.</w:t>
+      </w:r>
+    </w:p>
+    <w:p>
+      <w:pPr>
+        <w:spacing w:before="0" w:after="12" w:line="264" w:lineRule="auto"/>
+      </w:pPr>
+      <w:r>
+        <w:rPr>
+          <w:rFonts w:ascii="Calibri" w:hAnsi="Calibri" w:eastAsia="Calibri" w:cs="Calibri"/>
+          <w:color w:val="000000"/>
+          <w:sz w:val="22"/>
+          <w:szCs w:val="22"/>
+        </w:rPr>
+        <w:t xml:space="preserve">La déduplication est importante parce qu'un même client peut apparaître plusieurs fois via des données proches. Le modèle `ClientProfile` calcule une clé normalisée à partir du nom, du téléphone ou du document d'identité pour éviter d'afficher le même client plusieurs fois.</w:t>
       </w:r>
     </w:p>
     <w:p>
@@ -1154,105 +1448,77 @@
           <w:b/>
           <w:bCs/>
         </w:rPr>
-        <w:t xml:space="preserve">Yield et prédiction</w:t>
-      </w:r>
-    </w:p>
-    <w:p>
-      <w:pPr>
-        <w:spacing w:before="0" w:after="12" w:line="264" w:lineRule="auto"/>
-      </w:pPr>
-      <w:r>
-        <w:rPr>
-          <w:rFonts w:ascii="Calibri" w:hAnsi="Calibri" w:eastAsia="Calibri" w:cs="Calibri"/>
-          <w:color w:val="000000"/>
-          <w:sz w:val="22"/>
-          <w:szCs w:val="22"/>
-        </w:rPr>
-        <w:t xml:space="preserve">Le module de yield management commence par constituer un historique exploitable. Le backend parcourt les réservations actives, les répartit par jour et par catégorie de chambre, puis construit une série temporelle de l'occupation.</w:t>
-      </w:r>
-    </w:p>
-    <w:p>
-      <w:pPr>
-        <w:spacing w:before="0" w:after="12" w:line="264" w:lineRule="auto"/>
-      </w:pPr>
-      <w:r>
-        <w:rPr>
-          <w:rFonts w:ascii="Calibri" w:hAnsi="Calibri" w:eastAsia="Calibri" w:cs="Calibri"/>
-          <w:color w:val="000000"/>
-          <w:sz w:val="22"/>
-          <w:szCs w:val="22"/>
-        </w:rPr>
-        <w:t xml:space="preserve">Ensuite Laravel envoie ces données à FastAPI sur `/predict`. Le moteur Python ne reçoit pas la base complète du projet; il reçoit seulement le jeu de données utile pour la prévision. C'est plus propre, plus léger et plus sûr.</w:t>
-      </w:r>
-    </w:p>
-    <w:p>
-      <w:pPr>
-        <w:spacing w:before="0" w:after="12" w:line="264" w:lineRule="auto"/>
-      </w:pPr>
-      <w:r>
-        <w:rPr>
-          <w:rFonts w:ascii="Calibri" w:hAnsi="Calibri" w:eastAsia="Calibri" w:cs="Calibri"/>
-          <w:color w:val="000000"/>
-          <w:sz w:val="22"/>
-          <w:szCs w:val="22"/>
-        </w:rPr>
-        <w:t xml:space="preserve">FastAPI s'appuie sur Prophet pour prédire les valeurs futures. Prophet essaie de détecter la tendance globale, les cycles hebdomadaires ou annuels et les effets de saison. Dans un hôtel, ces effets sont importants parce que l'occupation n'est jamais plate.</w:t>
-      </w:r>
-    </w:p>
-    <w:p>
-      <w:pPr>
-        <w:spacing w:before="0" w:after="12" w:line="264" w:lineRule="auto"/>
-      </w:pPr>
-      <w:r>
-        <w:rPr>
-          <w:rFonts w:ascii="Calibri" w:hAnsi="Calibri" w:eastAsia="Calibri" w:cs="Calibri"/>
-          <w:color w:val="000000"/>
-          <w:sz w:val="22"/>
-          <w:szCs w:val="22"/>
-        </w:rPr>
-        <w:t xml:space="preserve">Le moteur prend aussi en compte des règles métiers additionnelles. Par exemple, certaines périodes comme les mois cycloniques sont pénalisées, tandis que les week-ends peuvent être traités différemment. Cela permet de rapprocher la prévision de la réalité locale.</w:t>
-      </w:r>
-    </w:p>
-    <w:p>
-      <w:pPr>
-        <w:spacing w:before="0" w:after="12" w:line="264" w:lineRule="auto"/>
-      </w:pPr>
-      <w:r>
-        <w:rPr>
-          <w:rFonts w:ascii="Calibri" w:hAnsi="Calibri" w:eastAsia="Calibri" w:cs="Calibri"/>
-          <w:color w:val="000000"/>
-          <w:sz w:val="22"/>
-          <w:szCs w:val="22"/>
-        </w:rPr>
-        <w:t xml:space="preserve">Le prix suggéré n'est pas juste un résultat brut du modèle. Le backend applique ensuite un multiplicateur de yield, plafonné, pour éviter des hausses trop brutales. Les chambres fixes restent au prix plancher.</w:t>
-      </w:r>
-    </w:p>
-    <w:p>
-      <w:pPr>
-        <w:spacing w:before="0" w:after="12" w:line="264" w:lineRule="auto"/>
-      </w:pPr>
-      <w:r>
-        <w:rPr>
-          <w:rFonts w:ascii="Calibri" w:hAnsi="Calibri" w:eastAsia="Calibri" w:cs="Calibri"/>
-          <w:color w:val="000000"/>
-          <w:sz w:val="22"/>
-          <w:szCs w:val="22"/>
-        </w:rPr>
-        <w:t xml:space="preserve">Si FastAPI ne répond pas, Laravel renvoie immédiatement un fallback. Le fallback applique les prix de base et garde le système fonctionnel. Ce n'est pas un bug: c'est une stratégie de sécurité prévue dès le départ.</w:t>
-      </w:r>
-    </w:p>
-    <w:p>
-      <w:pPr>
-        <w:spacing w:before="0" w:after="12" w:line="264" w:lineRule="auto"/>
-      </w:pPr>
-      <w:r>
-        <w:rPr>
-          <w:rFonts w:ascii="Calibri" w:hAnsi="Calibri" w:eastAsia="Calibri" w:cs="Calibri"/>
-          <w:color w:val="000000"/>
-          <w:sz w:val="22"/>
-          <w:szCs w:val="22"/>
-        </w:rPr>
-        <w:t xml:space="preserve">Le fallback est rendu possible grâce à des timeouts courts sur la requête HTTP. Laravel préfère échouer vite et basculer sur une valeur sûre plutôt que bloquer l'application en attendant un service externe.</w:t>
+        <w:t xml:space="preserve">Réservations et prix</w:t>
+      </w:r>
+    </w:p>
+    <w:p>
+      <w:pPr>
+        <w:spacing w:before="0" w:after="12" w:line="264" w:lineRule="auto"/>
+      </w:pPr>
+      <w:r>
+        <w:rPr>
+          <w:rFonts w:ascii="Calibri" w:hAnsi="Calibri" w:eastAsia="Calibri" w:cs="Calibri"/>
+          <w:color w:val="000000"/>
+          <w:sz w:val="22"/>
+          <w:szCs w:val="22"/>
+        </w:rPr>
+        <w:t xml:space="preserve">Quand on crée une réservation, le frontend envoie les dates, les chambres, les extras et éventuellement les prix calculés. Le backend vérifie d'abord qu'aucune chambre demandée n'est déjà occupée sur la période.</w:t>
+      </w:r>
+    </w:p>
+    <w:p>
+      <w:pPr>
+        <w:spacing w:before="0" w:after="12" w:line="264" w:lineRule="auto"/>
+      </w:pPr>
+      <w:r>
+        <w:rPr>
+          <w:rFonts w:ascii="Calibri" w:hAnsi="Calibri" w:eastAsia="Calibri" w:cs="Calibri"/>
+          <w:color w:val="000000"/>
+          <w:sz w:val="22"/>
+          <w:szCs w:val="22"/>
+        </w:rPr>
+        <w:t xml:space="preserve">Cette vérification repose sur les réservations actives. Une réservation active est une réservation qui compte encore pour la disponibilité. Le système considère généralement les statuts `en_attente` et `arrive` comme actifs.</w:t>
+      </w:r>
+    </w:p>
+    <w:p>
+      <w:pPr>
+        <w:spacing w:before="0" w:after="12" w:line="264" w:lineRule="auto"/>
+      </w:pPr>
+      <w:r>
+        <w:rPr>
+          <w:rFonts w:ascii="Calibri" w:hAnsi="Calibri" w:eastAsia="Calibri" w:cs="Calibri"/>
+          <w:color w:val="000000"/>
+          <w:sz w:val="22"/>
+          <w:szCs w:val="22"/>
+        </w:rPr>
+        <w:t xml:space="preserve">Si la source de la réservation est Booking, le backend applique des règles supplémentaires. Cela sert à limiter Booking à une certaine catégorie de chambres. C'est un exemple concret de règle métier codée côté serveur, pas côté interface.</w:t>
+      </w:r>
+    </w:p>
+    <w:p>
+      <w:pPr>
+        <w:spacing w:before="0" w:after="12" w:line="264" w:lineRule="auto"/>
+      </w:pPr>
+      <w:r>
+        <w:rPr>
+          <w:rFonts w:ascii="Calibri" w:hAnsi="Calibri" w:eastAsia="Calibri" w:cs="Calibri"/>
+          <w:color w:val="000000"/>
+          <w:sz w:val="22"/>
+          <w:szCs w:val="22"/>
+        </w:rPr>
+        <w:t xml:space="preserve">Le prix réel de la chambre est stocké dans `price_snapshot_ariary`. Ce champ est essentiel parce qu'il conserve le prix au moment précis de la vente. Ainsi, si les prix de base changent demain, le séjour déjà vendu garde son prix historique.</w:t>
+      </w:r>
+    </w:p>
+    <w:p>
+      <w:pPr>
+        <w:spacing w:before="0" w:after="12" w:line="264" w:lineRule="auto"/>
+      </w:pPr>
+      <w:r>
+        <w:rPr>
+          <w:rFonts w:ascii="Calibri" w:hAnsi="Calibri" w:eastAsia="Calibri" w:cs="Calibri"/>
+          <w:color w:val="000000"/>
+          <w:sz w:val="22"/>
+          <w:szCs w:val="22"/>
+        </w:rPr>
+        <w:t xml:space="preserve">Les extras comme les lits ou les matelas sont aussi contrôlés par capacité. Le backend vérifie combien d'extras restent disponibles par nuit avant d'accepter la réservation ou la modification.</w:t>
       </w:r>
     </w:p>
     <w:p>
@@ -1269,49 +1535,77 @@
           <w:b/>
           <w:bCs/>
         </w:rPr>
-        <w:t xml:space="preserve">Pourquoi le moteur est utile</w:t>
-      </w:r>
-    </w:p>
-    <w:p>
-      <w:pPr>
-        <w:spacing w:before="0" w:after="12" w:line="264" w:lineRule="auto"/>
-      </w:pPr>
-      <w:r>
-        <w:rPr>
-          <w:rFonts w:ascii="Calibri" w:hAnsi="Calibri" w:eastAsia="Calibri" w:cs="Calibri"/>
-          <w:color w:val="000000"/>
-          <w:sz w:val="22"/>
-          <w:szCs w:val="22"/>
-        </w:rPr>
-        <w:t xml:space="preserve">Quand on parle du moteur, on parle du service de prévision dans `hestia-ai`. Son intérêt est d'ajouter une intelligence temporelle au projet. Sans ce moteur, le système pourrait gérer les réservations, mais il perdrait la partie anticipation et tarification dynamique.</w:t>
-      </w:r>
-    </w:p>
-    <w:p>
-      <w:pPr>
-        <w:spacing w:before="0" w:after="12" w:line="264" w:lineRule="auto"/>
-      </w:pPr>
-      <w:r>
-        <w:rPr>
-          <w:rFonts w:ascii="Calibri" w:hAnsi="Calibri" w:eastAsia="Calibri" w:cs="Calibri"/>
-          <w:color w:val="000000"/>
-          <w:sz w:val="22"/>
-          <w:szCs w:val="22"/>
-        </w:rPr>
-        <w:t xml:space="preserve">Un moteur plus complexe n'était pas forcément utile parce que le besoin n'était pas de faire de la recherche avancée. Il fallait surtout prédire l'occupation et suggérer un prix plausible, stable et compréhensible.</w:t>
-      </w:r>
-    </w:p>
-    <w:p>
-      <w:pPr>
-        <w:spacing w:before="0" w:after="12" w:line="264" w:lineRule="auto"/>
-      </w:pPr>
-      <w:r>
-        <w:rPr>
-          <w:rFonts w:ascii="Calibri" w:hAnsi="Calibri" w:eastAsia="Calibri" w:cs="Calibri"/>
-          <w:color w:val="000000"/>
-          <w:sz w:val="22"/>
-          <w:szCs w:val="22"/>
-        </w:rPr>
-        <w:t xml:space="preserve">Le moteur reste interchangeable: si une autre méthode de prévision devait être utilisée plus tard, Laravel ne devrait pas être entièrement réécrit. Il suffirait de garder le même contrat d'entrée et de sortie.</w:t>
+        <w:t xml:space="preserve">Check-in et folio</w:t>
+      </w:r>
+    </w:p>
+    <w:p>
+      <w:pPr>
+        <w:spacing w:before="0" w:after="12" w:line="264" w:lineRule="auto"/>
+      </w:pPr>
+      <w:r>
+        <w:rPr>
+          <w:rFonts w:ascii="Calibri" w:hAnsi="Calibri" w:eastAsia="Calibri" w:cs="Calibri"/>
+          <w:color w:val="000000"/>
+          <w:sz w:val="22"/>
+          <w:szCs w:val="22"/>
+        </w:rPr>
+        <w:t xml:space="preserve">Le check-in transforme une réservation en séjour réellement arrivé. Le staff saisit les informations d'identité et les données nécessaires au dossier client. Le backend met alors la réservation au statut `arrive` et crée ou met à jour le profil guest.</w:t>
+      </w:r>
+    </w:p>
+    <w:p>
+      <w:pPr>
+        <w:spacing w:before="0" w:after="12" w:line="264" w:lineRule="auto"/>
+      </w:pPr>
+      <w:r>
+        <w:rPr>
+          <w:rFonts w:ascii="Calibri" w:hAnsi="Calibri" w:eastAsia="Calibri" w:cs="Calibri"/>
+          <w:color w:val="000000"/>
+          <w:sz w:val="22"/>
+          <w:szCs w:val="22"/>
+        </w:rPr>
+        <w:t xml:space="preserve">Le folio est la facture en cours du séjour. Il regroupe les lignes de chambre, les extras, les dépôts et les paiements. Le backend calcule automatiquement les totaux, le solde restant et l'état du document.</w:t>
+      </w:r>
+    </w:p>
+    <w:p>
+      <w:pPr>
+        <w:spacing w:before="0" w:after="12" w:line="264" w:lineRule="auto"/>
+      </w:pPr>
+      <w:r>
+        <w:rPr>
+          <w:rFonts w:ascii="Calibri" w:hAnsi="Calibri" w:eastAsia="Calibri" w:cs="Calibri"/>
+          <w:color w:val="000000"/>
+          <w:sz w:val="22"/>
+          <w:szCs w:val="22"/>
+        </w:rPr>
+        <w:t xml:space="preserve">Le frontend n'invente pas les montants. Il affiche ce que Laravel a déjà calculé. C'est une règle de bonne conception: une seule source de vérité pour les montants financiers.</w:t>
+      </w:r>
+    </w:p>
+    <w:p>
+      <w:pPr>
+        <w:spacing w:before="0" w:after="12" w:line="264" w:lineRule="auto"/>
+      </w:pPr>
+      <w:r>
+        <w:rPr>
+          <w:rFonts w:ascii="Calibri" w:hAnsi="Calibri" w:eastAsia="Calibri" w:cs="Calibri"/>
+          <w:color w:val="000000"/>
+          <w:sz w:val="22"/>
+          <w:szCs w:val="22"/>
+        </w:rPr>
+        <w:t xml:space="preserve">Quand un paiement est ajouté, la facture est verrouillée pendant l'opération. Cela évite que deux utilisateurs valident en même temps un montant incohérent. Si le solde tombe à zéro, la facture peut passer au statut payé.</w:t>
+      </w:r>
+    </w:p>
+    <w:p>
+      <w:pPr>
+        <w:spacing w:before="0" w:after="12" w:line="264" w:lineRule="auto"/>
+      </w:pPr>
+      <w:r>
+        <w:rPr>
+          <w:rFonts w:ascii="Calibri" w:hAnsi="Calibri" w:eastAsia="Calibri" w:cs="Calibri"/>
+          <w:color w:val="000000"/>
+          <w:sz w:val="22"/>
+          <w:szCs w:val="22"/>
+        </w:rPr>
+        <w:t xml:space="preserve">Le système garde aussi une trace d'audit. L'audit enregistre qui a fait l'action, quand et sur quelle réservation. Cela aide beaucoup pour le contrôle et la compréhension du fonctionnement.</w:t>
       </w:r>
     </w:p>
     <w:p>
@@ -1328,77 +1622,105 @@
           <w:b/>
           <w:bCs/>
         </w:rPr>
-        <w:t xml:space="preserve">Exemples de flux</w:t>
-      </w:r>
-    </w:p>
-    <w:p>
-      <w:pPr>
-        <w:spacing w:before="0" w:after="12" w:line="264" w:lineRule="auto"/>
-      </w:pPr>
-      <w:r>
-        <w:rPr>
-          <w:rFonts w:ascii="Calibri" w:hAnsi="Calibri" w:eastAsia="Calibri" w:cs="Calibri"/>
-          <w:color w:val="000000"/>
-          <w:sz w:val="22"/>
-          <w:szCs w:val="22"/>
-        </w:rPr>
-        <w:t xml:space="preserve">Exemple 1: le staff ouvre la liste des réservations. Flutter appelle Laravel. Laravel lit la base et renvoie les réservations filtrées. Flutter affiche la liste.</w:t>
-      </w:r>
-    </w:p>
-    <w:p>
-      <w:pPr>
-        <w:spacing w:before="0" w:after="12" w:line="264" w:lineRule="auto"/>
-      </w:pPr>
-      <w:r>
-        <w:rPr>
-          <w:rFonts w:ascii="Calibri" w:hAnsi="Calibri" w:eastAsia="Calibri" w:cs="Calibri"/>
-          <w:color w:val="000000"/>
-          <w:sz w:val="22"/>
-          <w:szCs w:val="22"/>
-        </w:rPr>
-        <w:t xml:space="preserve">Exemple 2: le staff crée une réservation. Flutter valide le formulaire, envoie les données, Laravel vérifie les chambres et les prix, puis enregistre la réservation en transaction.</w:t>
-      </w:r>
-    </w:p>
-    <w:p>
-      <w:pPr>
-        <w:spacing w:before="0" w:after="12" w:line="264" w:lineRule="auto"/>
-      </w:pPr>
-      <w:r>
-        <w:rPr>
-          <w:rFonts w:ascii="Calibri" w:hAnsi="Calibri" w:eastAsia="Calibri" w:cs="Calibri"/>
-          <w:color w:val="000000"/>
-          <w:sz w:val="22"/>
-          <w:szCs w:val="22"/>
-        </w:rPr>
-        <w:t xml:space="preserve">Exemple 3: le dashboard affiche une estimation de revenu. Laravel construit l'historique, appelle FastAPI, recadre les prix et renvoie un tableau de prédictions.</w:t>
-      </w:r>
-    </w:p>
-    <w:p>
-      <w:pPr>
-        <w:spacing w:before="0" w:after="12" w:line="264" w:lineRule="auto"/>
-      </w:pPr>
-      <w:r>
-        <w:rPr>
-          <w:rFonts w:ascii="Calibri" w:hAnsi="Calibri" w:eastAsia="Calibri" w:cs="Calibri"/>
-          <w:color w:val="000000"/>
-          <w:sz w:val="22"/>
-          <w:szCs w:val="22"/>
-        </w:rPr>
-        <w:t xml:space="preserve">Exemple 4: le client arrive. Le staff fait le check-in, la réservation passe à `arrive`, le guest est créé ou mis à jour, puis le folio devient utilisable.</w:t>
-      </w:r>
-    </w:p>
-    <w:p>
-      <w:pPr>
-        <w:spacing w:before="0" w:after="12" w:line="264" w:lineRule="auto"/>
-      </w:pPr>
-      <w:r>
-        <w:rPr>
-          <w:rFonts w:ascii="Calibri" w:hAnsi="Calibri" w:eastAsia="Calibri" w:cs="Calibri"/>
-          <w:color w:val="000000"/>
-          <w:sz w:val="22"/>
-          <w:szCs w:val="22"/>
-        </w:rPr>
-        <w:t xml:space="preserve">Exemple 5: un paiement est enregistré. Le backend vérifie le solde, écrit le paiement, recalcule la facture et met à jour l'état final du séjour.</w:t>
+        <w:t xml:space="preserve">Yield et prédiction</w:t>
+      </w:r>
+    </w:p>
+    <w:p>
+      <w:pPr>
+        <w:spacing w:before="0" w:after="12" w:line="264" w:lineRule="auto"/>
+      </w:pPr>
+      <w:r>
+        <w:rPr>
+          <w:rFonts w:ascii="Calibri" w:hAnsi="Calibri" w:eastAsia="Calibri" w:cs="Calibri"/>
+          <w:color w:val="000000"/>
+          <w:sz w:val="22"/>
+          <w:szCs w:val="22"/>
+        </w:rPr>
+        <w:t xml:space="preserve">Le module de yield management commence par constituer un historique exploitable. Le backend parcourt les réservations actives, les répartit par jour et par catégorie de chambre, puis construit une série temporelle de l'occupation.</w:t>
+      </w:r>
+    </w:p>
+    <w:p>
+      <w:pPr>
+        <w:spacing w:before="0" w:after="12" w:line="264" w:lineRule="auto"/>
+      </w:pPr>
+      <w:r>
+        <w:rPr>
+          <w:rFonts w:ascii="Calibri" w:hAnsi="Calibri" w:eastAsia="Calibri" w:cs="Calibri"/>
+          <w:color w:val="000000"/>
+          <w:sz w:val="22"/>
+          <w:szCs w:val="22"/>
+        </w:rPr>
+        <w:t xml:space="preserve">Ensuite Laravel envoie ces données à FastAPI sur `/predict`. Le moteur Python ne reçoit pas la base complète du projet; il reçoit seulement le jeu de données utile pour la prévision. C'est plus propre, plus léger et plus sûr.</w:t>
+      </w:r>
+    </w:p>
+    <w:p>
+      <w:pPr>
+        <w:spacing w:before="0" w:after="12" w:line="264" w:lineRule="auto"/>
+      </w:pPr>
+      <w:r>
+        <w:rPr>
+          <w:rFonts w:ascii="Calibri" w:hAnsi="Calibri" w:eastAsia="Calibri" w:cs="Calibri"/>
+          <w:color w:val="000000"/>
+          <w:sz w:val="22"/>
+          <w:szCs w:val="22"/>
+        </w:rPr>
+        <w:t xml:space="preserve">FastAPI s'appuie sur Prophet pour prédire les valeurs futures. Prophet essaie de détecter la tendance globale, les cycles hebdomadaires ou annuels et les effets de saison. Dans un hôtel, ces effets sont importants parce que l'occupation n'est jamais plate.</w:t>
+      </w:r>
+    </w:p>
+    <w:p>
+      <w:pPr>
+        <w:spacing w:before="0" w:after="12" w:line="264" w:lineRule="auto"/>
+      </w:pPr>
+      <w:r>
+        <w:rPr>
+          <w:rFonts w:ascii="Calibri" w:hAnsi="Calibri" w:eastAsia="Calibri" w:cs="Calibri"/>
+          <w:color w:val="000000"/>
+          <w:sz w:val="22"/>
+          <w:szCs w:val="22"/>
+        </w:rPr>
+        <w:t xml:space="preserve">Le moteur prend aussi en compte des règles métiers additionnelles. Par exemple, certaines périodes comme les mois cycloniques sont pénalisées, tandis que les week-ends peuvent être traités différemment. Cela permet de rapprocher la prévision de la réalité locale.</w:t>
+      </w:r>
+    </w:p>
+    <w:p>
+      <w:pPr>
+        <w:spacing w:before="0" w:after="12" w:line="264" w:lineRule="auto"/>
+      </w:pPr>
+      <w:r>
+        <w:rPr>
+          <w:rFonts w:ascii="Calibri" w:hAnsi="Calibri" w:eastAsia="Calibri" w:cs="Calibri"/>
+          <w:color w:val="000000"/>
+          <w:sz w:val="22"/>
+          <w:szCs w:val="22"/>
+        </w:rPr>
+        <w:t xml:space="preserve">Le prix suggéré n'est pas juste un résultat brut du modèle. Le backend applique ensuite un multiplicateur de yield, plafonné, pour éviter des hausses trop brutales. Les chambres fixes restent au prix plancher.</w:t>
+      </w:r>
+    </w:p>
+    <w:p>
+      <w:pPr>
+        <w:spacing w:before="0" w:after="12" w:line="264" w:lineRule="auto"/>
+      </w:pPr>
+      <w:r>
+        <w:rPr>
+          <w:rFonts w:ascii="Calibri" w:hAnsi="Calibri" w:eastAsia="Calibri" w:cs="Calibri"/>
+          <w:color w:val="000000"/>
+          <w:sz w:val="22"/>
+          <w:szCs w:val="22"/>
+        </w:rPr>
+        <w:t xml:space="preserve">Si FastAPI ne répond pas, Laravel renvoie immédiatement un fallback. Le fallback applique les prix de base et garde le système fonctionnel. Ce n'est pas un bug: c'est une stratégie de sécurité prévue dès le départ.</w:t>
+      </w:r>
+    </w:p>
+    <w:p>
+      <w:pPr>
+        <w:spacing w:before="0" w:after="12" w:line="264" w:lineRule="auto"/>
+      </w:pPr>
+      <w:r>
+        <w:rPr>
+          <w:rFonts w:ascii="Calibri" w:hAnsi="Calibri" w:eastAsia="Calibri" w:cs="Calibri"/>
+          <w:color w:val="000000"/>
+          <w:sz w:val="22"/>
+          <w:szCs w:val="22"/>
+        </w:rPr>
+        <w:t xml:space="preserve">Le fallback est rendu possible grâce à des timeouts courts sur la requête HTTP. Laravel préfère échouer vite et basculer sur une valeur sûre plutôt que bloquer l'application en attendant un service externe.</w:t>
       </w:r>
     </w:p>
     <w:p>
@@ -1415,6 +1737,152 @@
           <w:b/>
           <w:bCs/>
         </w:rPr>
+        <w:t xml:space="preserve">Pourquoi le moteur est utile</w:t>
+      </w:r>
+    </w:p>
+    <w:p>
+      <w:pPr>
+        <w:spacing w:before="0" w:after="12" w:line="264" w:lineRule="auto"/>
+      </w:pPr>
+      <w:r>
+        <w:rPr>
+          <w:rFonts w:ascii="Calibri" w:hAnsi="Calibri" w:eastAsia="Calibri" w:cs="Calibri"/>
+          <w:color w:val="000000"/>
+          <w:sz w:val="22"/>
+          <w:szCs w:val="22"/>
+        </w:rPr>
+        <w:t xml:space="preserve">Quand on parle du moteur, on parle du service de prévision dans `hestia-ai`. Son intérêt est d'ajouter une intelligence temporelle au projet. Sans ce moteur, le système pourrait gérer les réservations, mais il perdrait la partie anticipation et tarification dynamique.</w:t>
+      </w:r>
+    </w:p>
+    <w:p>
+      <w:pPr>
+        <w:spacing w:before="0" w:after="12" w:line="264" w:lineRule="auto"/>
+      </w:pPr>
+      <w:r>
+        <w:rPr>
+          <w:rFonts w:ascii="Calibri" w:hAnsi="Calibri" w:eastAsia="Calibri" w:cs="Calibri"/>
+          <w:color w:val="000000"/>
+          <w:sz w:val="22"/>
+          <w:szCs w:val="22"/>
+        </w:rPr>
+        <w:t xml:space="preserve">Un moteur plus complexe n'était pas forcément utile parce que le besoin n'était pas de faire de la recherche avancée. Il fallait surtout prédire l'occupation et suggérer un prix plausible, stable et compréhensible.</w:t>
+      </w:r>
+    </w:p>
+    <w:p>
+      <w:pPr>
+        <w:spacing w:before="0" w:after="12" w:line="264" w:lineRule="auto"/>
+      </w:pPr>
+      <w:r>
+        <w:rPr>
+          <w:rFonts w:ascii="Calibri" w:hAnsi="Calibri" w:eastAsia="Calibri" w:cs="Calibri"/>
+          <w:color w:val="000000"/>
+          <w:sz w:val="22"/>
+          <w:szCs w:val="22"/>
+        </w:rPr>
+        <w:t xml:space="preserve">Le moteur reste interchangeable: si une autre méthode de prévision devait être utilisée plus tard, Laravel ne devrait pas être entièrement réécrit. Il suffirait de garder le même contrat d'entrée et de sortie.</w:t>
+      </w:r>
+    </w:p>
+    <w:p>
+      <w:pPr>
+        <w:spacing w:before="36" w:after="12" w:line="240" w:lineRule="auto"/>
+        <w:keepNext/>
+      </w:pPr>
+      <w:r>
+        <w:rPr>
+          <w:rFonts w:ascii="Calibri" w:hAnsi="Calibri" w:eastAsia="Calibri" w:cs="Calibri"/>
+          <w:color w:val="2E74B5"/>
+          <w:sz w:val="36"/>
+          <w:szCs w:val="36"/>
+          <w:b/>
+          <w:bCs/>
+        </w:rPr>
+        <w:t xml:space="preserve">Exemples de flux</w:t>
+      </w:r>
+    </w:p>
+    <w:p>
+      <w:pPr>
+        <w:spacing w:before="0" w:after="12" w:line="264" w:lineRule="auto"/>
+      </w:pPr>
+      <w:r>
+        <w:rPr>
+          <w:rFonts w:ascii="Calibri" w:hAnsi="Calibri" w:eastAsia="Calibri" w:cs="Calibri"/>
+          <w:color w:val="000000"/>
+          <w:sz w:val="22"/>
+          <w:szCs w:val="22"/>
+        </w:rPr>
+        <w:t xml:space="preserve">Exemple 1: le staff ouvre la liste des réservations. Flutter appelle Laravel. Laravel lit la base et renvoie les réservations filtrées. Flutter affiche la liste.</w:t>
+      </w:r>
+    </w:p>
+    <w:p>
+      <w:pPr>
+        <w:spacing w:before="0" w:after="12" w:line="264" w:lineRule="auto"/>
+      </w:pPr>
+      <w:r>
+        <w:rPr>
+          <w:rFonts w:ascii="Calibri" w:hAnsi="Calibri" w:eastAsia="Calibri" w:cs="Calibri"/>
+          <w:color w:val="000000"/>
+          <w:sz w:val="22"/>
+          <w:szCs w:val="22"/>
+        </w:rPr>
+        <w:t xml:space="preserve">Exemple 2: le staff crée une réservation. Flutter valide le formulaire, envoie les données, Laravel vérifie les chambres et les prix, puis enregistre la réservation en transaction.</w:t>
+      </w:r>
+    </w:p>
+    <w:p>
+      <w:pPr>
+        <w:spacing w:before="0" w:after="12" w:line="264" w:lineRule="auto"/>
+      </w:pPr>
+      <w:r>
+        <w:rPr>
+          <w:rFonts w:ascii="Calibri" w:hAnsi="Calibri" w:eastAsia="Calibri" w:cs="Calibri"/>
+          <w:color w:val="000000"/>
+          <w:sz w:val="22"/>
+          <w:szCs w:val="22"/>
+        </w:rPr>
+        <w:t xml:space="preserve">Exemple 3: le dashboard affiche une estimation de revenu. Laravel construit l'historique, appelle FastAPI, recadre les prix et renvoie un tableau de prédictions.</w:t>
+      </w:r>
+    </w:p>
+    <w:p>
+      <w:pPr>
+        <w:spacing w:before="0" w:after="12" w:line="264" w:lineRule="auto"/>
+      </w:pPr>
+      <w:r>
+        <w:rPr>
+          <w:rFonts w:ascii="Calibri" w:hAnsi="Calibri" w:eastAsia="Calibri" w:cs="Calibri"/>
+          <w:color w:val="000000"/>
+          <w:sz w:val="22"/>
+          <w:szCs w:val="22"/>
+        </w:rPr>
+        <w:t xml:space="preserve">Exemple 4: le client arrive. Le staff fait le check-in, la réservation passe à `arrive`, le guest est créé ou mis à jour, puis le folio devient utilisable.</w:t>
+      </w:r>
+    </w:p>
+    <w:p>
+      <w:pPr>
+        <w:spacing w:before="0" w:after="12" w:line="264" w:lineRule="auto"/>
+      </w:pPr>
+      <w:r>
+        <w:rPr>
+          <w:rFonts w:ascii="Calibri" w:hAnsi="Calibri" w:eastAsia="Calibri" w:cs="Calibri"/>
+          <w:color w:val="000000"/>
+          <w:sz w:val="22"/>
+          <w:szCs w:val="22"/>
+        </w:rPr>
+        <w:t xml:space="preserve">Exemple 5: un paiement est enregistré. Le backend vérifie le solde, écrit le paiement, recalcule la facture et met à jour l'état final du séjour.</w:t>
+      </w:r>
+    </w:p>
+    <w:p>
+      <w:pPr>
+        <w:spacing w:before="36" w:after="12" w:line="240" w:lineRule="auto"/>
+        <w:keepNext/>
+      </w:pPr>
+      <w:r>
+        <w:rPr>
+          <w:rFonts w:ascii="Calibri" w:hAnsi="Calibri" w:eastAsia="Calibri" w:cs="Calibri"/>
+          <w:color w:val="2E74B5"/>
+          <w:sz w:val="36"/>
+          <w:szCs w:val="36"/>
+          <w:b/>
+          <w:bCs/>
+        </w:rPr>
         <w:t xml:space="preserve">3. hestiapredict</w:t>
       </w:r>
     </w:p>
@@ -1837,6 +2305,550 @@
           <w:szCs w:val="22"/>
         </w:rPr>
         <w:t xml:space="preserve">On a aussi un script de build Flutter et des commandes de test dans chaque composant. Cela montre que le projet n'est pas juste assemblé à la main : il est pensé pour être relancé, vérifié et maintenu.</w:t>
+      </w:r>
+    </w:p>
+    <w:p>
+      <w:pPr>
+        <w:spacing w:before="36" w:after="12" w:line="240" w:lineRule="auto"/>
+        <w:keepNext/>
+      </w:pPr>
+      <w:r>
+        <w:rPr>
+          <w:rFonts w:ascii="Calibri" w:hAnsi="Calibri" w:eastAsia="Calibri" w:cs="Calibri"/>
+          <w:color w:val="2E74B5"/>
+          <w:sz w:val="36"/>
+          <w:szCs w:val="36"/>
+          <w:b/>
+          <w:bCs/>
+        </w:rPr>
+        <w:t xml:space="preserve">Explication fichier par fichier</w:t>
+      </w:r>
+    </w:p>
+    <w:p>
+      <w:pPr>
+        <w:spacing w:before="0" w:after="12" w:line="264" w:lineRule="auto"/>
+      </w:pPr>
+      <w:r>
+        <w:rPr>
+          <w:rFonts w:ascii="Calibri" w:hAnsi="Calibri" w:eastAsia="Calibri" w:cs="Calibri"/>
+          <w:color w:val="000000"/>
+          <w:sz w:val="22"/>
+          <w:szCs w:val="22"/>
+        </w:rPr>
+        <w:t xml:space="preserve">Cette partie détaille les fichiers les plus importants. On a choisi de ne pas lister tout le dépôt ligne par ligne parce que cela noierait l'essentiel. À la place, on explique les fichiers qui portent réellement le fonctionnement du projet et la raison de leur présence.</w:t>
+      </w:r>
+    </w:p>
+    <w:p>
+      <w:pPr>
+        <w:spacing w:before="20" w:after="8" w:line="240" w:lineRule="auto"/>
+        <w:keepNext/>
+      </w:pPr>
+      <w:r>
+        <w:rPr>
+          <w:rFonts w:ascii="Calibri" w:hAnsi="Calibri" w:eastAsia="Calibri" w:cs="Calibri"/>
+          <w:color w:val="2E74B5"/>
+          <w:sz w:val="26"/>
+          <w:szCs w:val="26"/>
+          <w:b/>
+          <w:bCs/>
+        </w:rPr>
+        <w:t xml:space="preserve">Frontend Flutter</w:t>
+      </w:r>
+    </w:p>
+    <w:p>
+      <w:pPr>
+        <w:spacing w:before="0" w:after="12" w:line="264" w:lineRule="auto"/>
+      </w:pPr>
+      <w:r>
+        <w:rPr>
+          <w:rFonts w:ascii="Calibri" w:hAnsi="Calibri" w:eastAsia="Calibri" w:cs="Calibri"/>
+          <w:color w:val="000000"/>
+          <w:sz w:val="22"/>
+          <w:szCs w:val="22"/>
+        </w:rPr>
+        <w:t xml:space="preserve">`hestia_app/lib/main.dart` est le point de démarrage de l'interface. On l'a choisi comme point central parce qu'il initialise l'application, lit la session et décide si l'utilisateur doit voir le login ou le tableau de bord. Cela apporte un démarrage clair et contrôlé.</w:t>
+      </w:r>
+    </w:p>
+    <w:p>
+      <w:pPr>
+        <w:spacing w:before="0" w:after="12" w:line="264" w:lineRule="auto"/>
+      </w:pPr>
+      <w:r>
+        <w:rPr>
+          <w:rFonts w:ascii="Calibri" w:hAnsi="Calibri" w:eastAsia="Calibri" w:cs="Calibri"/>
+          <w:color w:val="000000"/>
+          <w:sz w:val="22"/>
+          <w:szCs w:val="22"/>
+        </w:rPr>
+        <w:t xml:space="preserve">`hestia_app/lib/core/app_config.dart` contient l'URL de l'API. On a choisi de mettre cette valeur dans une configuration séparée parce qu'on peut ainsi changer d'environnement sans réécrire le code, ce qui rend le projet plus flexible.</w:t>
+      </w:r>
+    </w:p>
+    <w:p>
+      <w:pPr>
+        <w:spacing w:before="0" w:after="12" w:line="264" w:lineRule="auto"/>
+      </w:pPr>
+      <w:r>
+        <w:rPr>
+          <w:rFonts w:ascii="Calibri" w:hAnsi="Calibri" w:eastAsia="Calibri" w:cs="Calibri"/>
+          <w:color w:val="000000"/>
+          <w:sz w:val="22"/>
+          <w:szCs w:val="22"/>
+        </w:rPr>
+        <w:t xml:space="preserve">`hestia_app/lib/services/api_client.dart` centralise les requêtes HTTP. On l'a choisi parce qu'un seul client évite les répétitions, ajoute un timeout commun et garde la logique réseau propre.</w:t>
+      </w:r>
+    </w:p>
+    <w:p>
+      <w:pPr>
+        <w:spacing w:before="0" w:after="12" w:line="264" w:lineRule="auto"/>
+      </w:pPr>
+      <w:r>
+        <w:rPr>
+          <w:rFonts w:ascii="Calibri" w:hAnsi="Calibri" w:eastAsia="Calibri" w:cs="Calibri"/>
+          <w:color w:val="000000"/>
+          <w:sz w:val="22"/>
+          <w:szCs w:val="22"/>
+        </w:rPr>
+        <w:t xml:space="preserve">`hestia_app/lib/services/session_service.dart` sauvegarde et recharge l'utilisateur. On l'a choisi parce qu'il simplifie la reconnexion locale et évite de redemander le login à chaque rafraîchissement.</w:t>
+      </w:r>
+    </w:p>
+    <w:p>
+      <w:pPr>
+        <w:spacing w:before="0" w:after="12" w:line="264" w:lineRule="auto"/>
+      </w:pPr>
+      <w:r>
+        <w:rPr>
+          <w:rFonts w:ascii="Calibri" w:hAnsi="Calibri" w:eastAsia="Calibri" w:cs="Calibri"/>
+          <w:color w:val="000000"/>
+          <w:sz w:val="22"/>
+          <w:szCs w:val="22"/>
+        </w:rPr>
+        <w:t xml:space="preserve">`hestia_app/lib/services/session_storage_web.dart` et `session_storage_stub.dart` isolent le stockage web et le fallback hors web. On a choisi ce duo parce qu'il permet au même code Flutter de fonctionner correctement sur web et dans des tests, ce qui apporte de la robustesse.</w:t>
+      </w:r>
+    </w:p>
+    <w:p>
+      <w:pPr>
+        <w:spacing w:before="0" w:after="12" w:line="264" w:lineRule="auto"/>
+      </w:pPr>
+      <w:r>
+        <w:rPr>
+          <w:rFonts w:ascii="Calibri" w:hAnsi="Calibri" w:eastAsia="Calibri" w:cs="Calibri"/>
+          <w:color w:val="000000"/>
+          <w:sz w:val="22"/>
+          <w:szCs w:val="22"/>
+        </w:rPr>
+        <w:t xml:space="preserve">`hestia_app/lib/services/client_search_service.dart` interroge l'API de recherche client. On l'a choisi parce qu'il sépare la recherche métier du champ de saisie, ce qui rend la réutilisation plus simple.</w:t>
+      </w:r>
+    </w:p>
+    <w:p>
+      <w:pPr>
+        <w:spacing w:before="0" w:after="12" w:line="264" w:lineRule="auto"/>
+      </w:pPr>
+      <w:r>
+        <w:rPr>
+          <w:rFonts w:ascii="Calibri" w:hAnsi="Calibri" w:eastAsia="Calibri" w:cs="Calibri"/>
+          <w:color w:val="000000"/>
+          <w:sz w:val="22"/>
+          <w:szCs w:val="22"/>
+        </w:rPr>
+        <w:t xml:space="preserve">`hestia_app/lib/widgets/client_autocomplete_field.dart` affiche l'autocomplétion. On l'a choisi comme widget dédié parce qu'il encapsule le délai de frappe, l'affichage des suggestions et la sélection, ce qui évite de dupliquer ce comportement dans plusieurs écrans.</w:t>
+      </w:r>
+    </w:p>
+    <w:p>
+      <w:pPr>
+        <w:spacing w:before="0" w:after="12" w:line="264" w:lineRule="auto"/>
+      </w:pPr>
+      <w:r>
+        <w:rPr>
+          <w:rFonts w:ascii="Calibri" w:hAnsi="Calibri" w:eastAsia="Calibri" w:cs="Calibri"/>
+          <w:color w:val="000000"/>
+          <w:sz w:val="22"/>
+          <w:szCs w:val="22"/>
+        </w:rPr>
+        <w:t xml:space="preserve">`hestia_app/lib/widgets/availability_card.dart` présente les disponibilités sous forme lisible. On l'a choisi pour rendre la consultation rapide et éviter d'afficher les catégories sous une forme trop brute.</w:t>
+      </w:r>
+    </w:p>
+    <w:p>
+      <w:pPr>
+        <w:spacing w:before="0" w:after="12" w:line="264" w:lineRule="auto"/>
+      </w:pPr>
+      <w:r>
+        <w:rPr>
+          <w:rFonts w:ascii="Calibri" w:hAnsi="Calibri" w:eastAsia="Calibri" w:cs="Calibri"/>
+          <w:color w:val="000000"/>
+          <w:sz w:val="22"/>
+          <w:szCs w:val="22"/>
+        </w:rPr>
+        <w:t xml:space="preserve">`hestia_app/lib/screens/reservations_list_page.dart` gère la liste, les filtres et les actions sur les réservations. On l'a choisi parce qu'il concentre le cœur du travail quotidien de la réception.</w:t>
+      </w:r>
+    </w:p>
+    <w:p>
+      <w:pPr>
+        <w:spacing w:before="0" w:after="12" w:line="264" w:lineRule="auto"/>
+      </w:pPr>
+      <w:r>
+        <w:rPr>
+          <w:rFonts w:ascii="Calibri" w:hAnsi="Calibri" w:eastAsia="Calibri" w:cs="Calibri"/>
+          <w:color w:val="000000"/>
+          <w:sz w:val="22"/>
+          <w:szCs w:val="22"/>
+        </w:rPr>
+        <w:t xml:space="preserve">`hestia_app/lib/screens/checkin_page.dart` sert au check-in. On l'a choisi pour isoler le flux d'arrivée, car cette opération a beaucoup de champs et des règles particulières.</w:t>
+      </w:r>
+    </w:p>
+    <w:p>
+      <w:pPr>
+        <w:spacing w:before="0" w:after="12" w:line="264" w:lineRule="auto"/>
+      </w:pPr>
+      <w:r>
+        <w:rPr>
+          <w:rFonts w:ascii="Calibri" w:hAnsi="Calibri" w:eastAsia="Calibri" w:cs="Calibri"/>
+          <w:color w:val="000000"/>
+          <w:sz w:val="22"/>
+          <w:szCs w:val="22"/>
+        </w:rPr>
+        <w:t xml:space="preserve">`hestia_app/lib/screens/folio_page.dart` affiche la facture du séjour. On l'a choisi pour centraliser les montants, les dépôts, les paiements et les documents PDF, ce qui évite de disperser la comptabilité dans l'interface.</w:t>
+      </w:r>
+    </w:p>
+    <w:p>
+      <w:pPr>
+        <w:spacing w:before="0" w:after="12" w:line="264" w:lineRule="auto"/>
+      </w:pPr>
+      <w:r>
+        <w:rPr>
+          <w:rFonts w:ascii="Calibri" w:hAnsi="Calibri" w:eastAsia="Calibri" w:cs="Calibri"/>
+          <w:color w:val="000000"/>
+          <w:sz w:val="22"/>
+          <w:szCs w:val="22"/>
+        </w:rPr>
+        <w:t xml:space="preserve">`hestia_app/lib/screens/admin_users_page.dart` gère les comptes administrateurs. On l'a choisi pour séparer les fonctions sensibles du reste du staff, ce qui améliore la sécurité fonctionnelle.</w:t>
+      </w:r>
+    </w:p>
+    <w:p>
+      <w:pPr>
+        <w:spacing w:before="0" w:after="12" w:line="264" w:lineRule="auto"/>
+      </w:pPr>
+      <w:r>
+        <w:rPr>
+          <w:rFonts w:ascii="Calibri" w:hAnsi="Calibri" w:eastAsia="Calibri" w:cs="Calibri"/>
+          <w:color w:val="000000"/>
+          <w:sz w:val="22"/>
+          <w:szCs w:val="22"/>
+        </w:rPr>
+        <w:t xml:space="preserve">`hestia_app/lib/models/app_user.dart`, `client_profile.dart` et `reservation.dart` décrivent les objets manipulés par l'application. On les a choisis parce qu'ils donnent une structure claire aux données et évitent d'utiliser des cartes JSON opaques partout.</w:t>
+      </w:r>
+    </w:p>
+    <w:p>
+      <w:pPr>
+        <w:spacing w:before="0" w:after="12" w:line="264" w:lineRule="auto"/>
+      </w:pPr>
+      <w:r>
+        <w:rPr>
+          <w:rFonts w:ascii="Calibri" w:hAnsi="Calibri" w:eastAsia="Calibri" w:cs="Calibri"/>
+          <w:color w:val="000000"/>
+          <w:sz w:val="22"/>
+          <w:szCs w:val="22"/>
+        </w:rPr>
+        <w:t xml:space="preserve">`hestia_app/lib/providers/session_provider.dart` diffuse l'état de connexion dans l'interface. On l'a choisi parce qu'il rend l'UI réactive sans propager la logique de session dans chaque écran.</w:t>
+      </w:r>
+    </w:p>
+    <w:p>
+      <w:pPr>
+        <w:spacing w:before="0" w:after="12" w:line="264" w:lineRule="auto"/>
+      </w:pPr>
+      <w:r>
+        <w:rPr>
+          <w:rFonts w:ascii="Calibri" w:hAnsi="Calibri" w:eastAsia="Calibri" w:cs="Calibri"/>
+          <w:color w:val="000000"/>
+          <w:sz w:val="22"/>
+          <w:szCs w:val="22"/>
+        </w:rPr>
+        <w:t xml:space="preserve">`hestia_app/lib/core/formatters.dart` regroupe le formatage des nombres, des dates et des montants. On l'a choisi pour garder une présentation homogène dans toute l'application.</w:t>
+      </w:r>
+    </w:p>
+    <w:p>
+      <w:pPr>
+        <w:spacing w:before="20" w:after="8" w:line="240" w:lineRule="auto"/>
+        <w:keepNext/>
+      </w:pPr>
+      <w:r>
+        <w:rPr>
+          <w:rFonts w:ascii="Calibri" w:hAnsi="Calibri" w:eastAsia="Calibri" w:cs="Calibri"/>
+          <w:color w:val="2E74B5"/>
+          <w:sz w:val="26"/>
+          <w:szCs w:val="26"/>
+          <w:b/>
+          <w:bCs/>
+        </w:rPr>
+        <w:t xml:space="preserve">Backend Laravel</w:t>
+      </w:r>
+    </w:p>
+    <w:p>
+      <w:pPr>
+        <w:spacing w:before="0" w:after="12" w:line="264" w:lineRule="auto"/>
+      </w:pPr>
+      <w:r>
+        <w:rPr>
+          <w:rFonts w:ascii="Calibri" w:hAnsi="Calibri" w:eastAsia="Calibri" w:cs="Calibri"/>
+          <w:color w:val="000000"/>
+          <w:sz w:val="22"/>
+          <w:szCs w:val="22"/>
+        </w:rPr>
+        <w:t xml:space="preserve">`hestiapredict/routes/api.php` déclare les routes API. On l'a choisi comme point d'entrée réseau parce qu'il montre immédiatement quelles actions sont disponibles et comment elles sont protégées par débit.</w:t>
+      </w:r>
+    </w:p>
+    <w:p>
+      <w:pPr>
+        <w:spacing w:before="0" w:after="12" w:line="264" w:lineRule="auto"/>
+      </w:pPr>
+      <w:r>
+        <w:rPr>
+          <w:rFonts w:ascii="Calibri" w:hAnsi="Calibri" w:eastAsia="Calibri" w:cs="Calibri"/>
+          <w:color w:val="000000"/>
+          <w:sz w:val="22"/>
+          <w:szCs w:val="22"/>
+        </w:rPr>
+        <w:t xml:space="preserve">`hestiapredict/routes/web.php` gère les routes du dashboard web. On l'a choisi parce que le dashboard a besoin de sessions serveur et de pages web séparées des routes JSON.</w:t>
+      </w:r>
+    </w:p>
+    <w:p>
+      <w:pPr>
+        <w:spacing w:before="0" w:after="12" w:line="264" w:lineRule="auto"/>
+      </w:pPr>
+      <w:r>
+        <w:rPr>
+          <w:rFonts w:ascii="Calibri" w:hAnsi="Calibri" w:eastAsia="Calibri" w:cs="Calibri"/>
+          <w:color w:val="000000"/>
+          <w:sz w:val="22"/>
+          <w:szCs w:val="22"/>
+        </w:rPr>
+        <w:t xml:space="preserve">`hestiapredict/app/Http/Controllers/HotelManagementController.php` orchestre les appels principaux du frontend. On l'a choisi comme contrôleur central parce qu'il relie disponibilité, réservation, utilisateurs et yield sans mélanger toute la logique interne.</w:t>
+      </w:r>
+    </w:p>
+    <w:p>
+      <w:pPr>
+        <w:spacing w:before="0" w:after="12" w:line="264" w:lineRule="auto"/>
+      </w:pPr>
+      <w:r>
+        <w:rPr>
+          <w:rFonts w:ascii="Calibri" w:hAnsi="Calibri" w:eastAsia="Calibri" w:cs="Calibri"/>
+          <w:color w:val="000000"/>
+          <w:sz w:val="22"/>
+          <w:szCs w:val="22"/>
+        </w:rPr>
+        <w:t xml:space="preserve">`hestiapredict/app/Http/Controllers/ClientController.php` gère la recherche client. On l'a choisi parce que la recherche d'identité est une fonctionnalité autonome qui mérite sa propre route et sa propre logique.</w:t>
+      </w:r>
+    </w:p>
+    <w:p>
+      <w:pPr>
+        <w:spacing w:before="0" w:after="12" w:line="264" w:lineRule="auto"/>
+      </w:pPr>
+      <w:r>
+        <w:rPr>
+          <w:rFonts w:ascii="Calibri" w:hAnsi="Calibri" w:eastAsia="Calibri" w:cs="Calibri"/>
+          <w:color w:val="000000"/>
+          <w:sz w:val="22"/>
+          <w:szCs w:val="22"/>
+        </w:rPr>
+        <w:t xml:space="preserve">`hestiapredict/app/Http/Controllers/PMSController.php` traite le check-in, le folio, les paiements et les PDF. On l'a choisi parce que toutes ces actions relèvent du PMS hôtelier et doivent partager la même logique de séjour.</w:t>
+      </w:r>
+    </w:p>
+    <w:p>
+      <w:pPr>
+        <w:spacing w:before="0" w:after="12" w:line="264" w:lineRule="auto"/>
+      </w:pPr>
+      <w:r>
+        <w:rPr>
+          <w:rFonts w:ascii="Calibri" w:hAnsi="Calibri" w:eastAsia="Calibri" w:cs="Calibri"/>
+          <w:color w:val="000000"/>
+          <w:sz w:val="22"/>
+          <w:szCs w:val="22"/>
+        </w:rPr>
+        <w:t xml:space="preserve">`hestiapredict/app/Services/AvailabilityService.php` calcule les disponibilités et le cache. On l'a choisi parce qu'il encapsule une logique que plusieurs contrôleurs doivent réutiliser.</w:t>
+      </w:r>
+    </w:p>
+    <w:p>
+      <w:pPr>
+        <w:spacing w:before="0" w:after="12" w:line="264" w:lineRule="auto"/>
+      </w:pPr>
+      <w:r>
+        <w:rPr>
+          <w:rFonts w:ascii="Calibri" w:hAnsi="Calibri" w:eastAsia="Calibri" w:cs="Calibri"/>
+          <w:color w:val="000000"/>
+          <w:sz w:val="22"/>
+          <w:szCs w:val="22"/>
+        </w:rPr>
+        <w:t xml:space="preserve">`hestiapredict/app/Services/BookingService.php` crée et modifie les réservations. On l'a choisi parce que cette logique est riche en validations, en transactions et en règles de prix.</w:t>
+      </w:r>
+    </w:p>
+    <w:p>
+      <w:pPr>
+        <w:spacing w:before="0" w:after="12" w:line="264" w:lineRule="auto"/>
+      </w:pPr>
+      <w:r>
+        <w:rPr>
+          <w:rFonts w:ascii="Calibri" w:hAnsi="Calibri" w:eastAsia="Calibri" w:cs="Calibri"/>
+          <w:color w:val="000000"/>
+          <w:sz w:val="22"/>
+          <w:szCs w:val="22"/>
+        </w:rPr>
+        <w:t xml:space="preserve">`hestiapredict/app/Services/YieldService.php` gère la prédiction et le fallback. On l'a choisi parce qu'il est le pont entre le métier et l'IA, ce qui le rend indispensable pour la tarification dynamique.</w:t>
+      </w:r>
+    </w:p>
+    <w:p>
+      <w:pPr>
+        <w:spacing w:before="0" w:after="12" w:line="264" w:lineRule="auto"/>
+      </w:pPr>
+      <w:r>
+        <w:rPr>
+          <w:rFonts w:ascii="Calibri" w:hAnsi="Calibri" w:eastAsia="Calibri" w:cs="Calibri"/>
+          <w:color w:val="000000"/>
+          <w:sz w:val="22"/>
+          <w:szCs w:val="22"/>
+        </w:rPr>
+        <w:t xml:space="preserve">`hestiapredict/app/Services/AuthService.php` et `DashboardAuthController.php` gèrent le login du dashboard. On les a choisis parce qu'ils isolent l'accès administrateur du reste de l'API.</w:t>
+      </w:r>
+    </w:p>
+    <w:p>
+      <w:pPr>
+        <w:spacing w:before="0" w:after="12" w:line="264" w:lineRule="auto"/>
+      </w:pPr>
+      <w:r>
+        <w:rPr>
+          <w:rFonts w:ascii="Calibri" w:hAnsi="Calibri" w:eastAsia="Calibri" w:cs="Calibri"/>
+          <w:color w:val="000000"/>
+          <w:sz w:val="22"/>
+          <w:szCs w:val="22"/>
+        </w:rPr>
+        <w:t xml:space="preserve">`hestiapredict/app/Http/Middleware/EnsureAdminDashboard.php` protège l'accès admin. On l'a choisi parce qu'un middleware est la bonne place pour bloquer une page avant même qu'elle soit rendue.</w:t>
+      </w:r>
+    </w:p>
+    <w:p>
+      <w:pPr>
+        <w:spacing w:before="0" w:after="12" w:line="264" w:lineRule="auto"/>
+      </w:pPr>
+      <w:r>
+        <w:rPr>
+          <w:rFonts w:ascii="Calibri" w:hAnsi="Calibri" w:eastAsia="Calibri" w:cs="Calibri"/>
+          <w:color w:val="000000"/>
+          <w:sz w:val="22"/>
+          <w:szCs w:val="22"/>
+        </w:rPr>
+        <w:t xml:space="preserve">`hestiapredict/app/Models/Reservation.php`, `Room.php`, `Invoice.php`, `InvoiceItem.php`, `Payment.php`, `Guest.php` et `ReservationAudit.php` représentent les entités métier. On les a choisis parce qu'ils donnent une structure solide aux données et rendent les relations entre séjour, facture et audit faciles à suivre.</w:t>
+      </w:r>
+    </w:p>
+    <w:p>
+      <w:pPr>
+        <w:spacing w:before="0" w:after="12" w:line="264" w:lineRule="auto"/>
+      </w:pPr>
+      <w:r>
+        <w:rPr>
+          <w:rFonts w:ascii="Calibri" w:hAnsi="Calibri" w:eastAsia="Calibri" w:cs="Calibri"/>
+          <w:color w:val="000000"/>
+          <w:sz w:val="22"/>
+          <w:szCs w:val="22"/>
+        </w:rPr>
+        <w:t xml:space="preserve">`hestiapredict/app/Support/PhoneNumber.php` normalise les numéros. On l'a choisi parce qu'un format unique rend la recherche, la comparaison et la déduplication plus fiables.</w:t>
+      </w:r>
+    </w:p>
+    <w:p>
+      <w:pPr>
+        <w:spacing w:before="0" w:after="12" w:line="264" w:lineRule="auto"/>
+      </w:pPr>
+      <w:r>
+        <w:rPr>
+          <w:rFonts w:ascii="Calibri" w:hAnsi="Calibri" w:eastAsia="Calibri" w:cs="Calibri"/>
+          <w:color w:val="000000"/>
+          <w:sz w:val="22"/>
+          <w:szCs w:val="22"/>
+        </w:rPr>
+        <w:t xml:space="preserve">`hestiapredict/app/Http/Resources/RoomResource.php` et `ReservationResource.php` formatent les réponses API. On les a choisis parce qu'ils permettent de contrôler précisément ce que Flutter reçoit.</w:t>
+      </w:r>
+    </w:p>
+    <w:p>
+      <w:pPr>
+        <w:spacing w:before="20" w:after="8" w:line="240" w:lineRule="auto"/>
+        <w:keepNext/>
+      </w:pPr>
+      <w:r>
+        <w:rPr>
+          <w:rFonts w:ascii="Calibri" w:hAnsi="Calibri" w:eastAsia="Calibri" w:cs="Calibri"/>
+          <w:color w:val="2E74B5"/>
+          <w:sz w:val="26"/>
+          <w:szCs w:val="26"/>
+          <w:b/>
+          <w:bCs/>
+        </w:rPr>
+        <w:t xml:space="preserve">Moteur IA</w:t>
+      </w:r>
+    </w:p>
+    <w:p>
+      <w:pPr>
+        <w:spacing w:before="0" w:after="12" w:line="264" w:lineRule="auto"/>
+      </w:pPr>
+      <w:r>
+        <w:rPr>
+          <w:rFonts w:ascii="Calibri" w:hAnsi="Calibri" w:eastAsia="Calibri" w:cs="Calibri"/>
+          <w:color w:val="000000"/>
+          <w:sz w:val="22"/>
+          <w:szCs w:val="22"/>
+        </w:rPr>
+        <w:t xml:space="preserve">`hestia-ai/app/main.py` expose l'API FastAPI. On l'a choisi comme point d'entrée parce qu'il montre immédiatement la santé du service et l'accès à la prédiction.</w:t>
+      </w:r>
+    </w:p>
+    <w:p>
+      <w:pPr>
+        <w:spacing w:before="0" w:after="12" w:line="264" w:lineRule="auto"/>
+      </w:pPr>
+      <w:r>
+        <w:rPr>
+          <w:rFonts w:ascii="Calibri" w:hAnsi="Calibri" w:eastAsia="Calibri" w:cs="Calibri"/>
+          <w:color w:val="000000"/>
+          <w:sz w:val="22"/>
+          <w:szCs w:val="22"/>
+        </w:rPr>
+        <w:t xml:space="preserve">`hestia-ai/app/models.py` définit le format des données reçues. On l'a choisi parce que des modèles explicites évitent les erreurs de structure et rendent les échanges avec Laravel plus sûrs.</w:t>
+      </w:r>
+    </w:p>
+    <w:p>
+      <w:pPr>
+        <w:spacing w:before="0" w:after="12" w:line="264" w:lineRule="auto"/>
+      </w:pPr>
+      <w:r>
+        <w:rPr>
+          <w:rFonts w:ascii="Calibri" w:hAnsi="Calibri" w:eastAsia="Calibri" w:cs="Calibri"/>
+          <w:color w:val="000000"/>
+          <w:sz w:val="22"/>
+          <w:szCs w:val="22"/>
+        </w:rPr>
+        <w:t xml:space="preserve">`hestia-ai/app/config.py` contient les règles par défaut. On l'a choisi parce qu'il centralise les seuils, les capacités et les stratégies de yield, ce qui facilite les ajustements.</w:t>
+      </w:r>
+    </w:p>
+    <w:p>
+      <w:pPr>
+        <w:spacing w:before="0" w:after="12" w:line="264" w:lineRule="auto"/>
+      </w:pPr>
+      <w:r>
+        <w:rPr>
+          <w:rFonts w:ascii="Calibri" w:hAnsi="Calibri" w:eastAsia="Calibri" w:cs="Calibri"/>
+          <w:color w:val="000000"/>
+          <w:sz w:val="22"/>
+          <w:szCs w:val="22"/>
+        </w:rPr>
+        <w:t xml:space="preserve">`hestia-ai/app/services/forecasting.py` fait le vrai calcul. On l'a choisi comme cœur du moteur parce qu'il transforme l'historique en prédiction, puis la prédiction en prix suggéré.</w:t>
+      </w:r>
+    </w:p>
+    <w:p>
+      <w:pPr>
+        <w:spacing w:before="0" w:after="12" w:line="264" w:lineRule="auto"/>
+      </w:pPr>
+      <w:r>
+        <w:rPr>
+          <w:rFonts w:ascii="Calibri" w:hAnsi="Calibri" w:eastAsia="Calibri" w:cs="Calibri"/>
+          <w:color w:val="000000"/>
+          <w:sz w:val="22"/>
+          <w:szCs w:val="22"/>
+        </w:rPr>
+        <w:t xml:space="preserve">`hestia-ai/requirements.txt` liste les dépendances. On l'a choisi pour rendre l'environnement Python reproductible et éviter les différences entre machines.</w:t>
       </w:r>
     </w:p>
     <w:p>
